--- a/well_tools_1/webapp/data/templates/sample_7_4p5-4p5-7-9-13-18.docx
+++ b/well_tools_1/webapp/data/templates/sample_7_4p5-4p5-7-9-13-18.docx
@@ -1165,9 +1165,9 @@
       </w:sdtContent>
     </w:sdt>
     <w:bookmarkStart w:id="3" w:name="_Hlk207958089" w:displacedByCustomXml="next"/>
-    <w:bookmarkStart w:id="4" w:name="_Toc436141478" w:displacedByCustomXml="next"/>
+    <w:bookmarkStart w:id="4" w:name="_Toc23528006" w:displacedByCustomXml="next"/>
     <w:bookmarkStart w:id="5" w:name="_Toc5016962" w:displacedByCustomXml="next"/>
-    <w:bookmarkStart w:id="6" w:name="_Toc23528006" w:displacedByCustomXml="next"/>
+    <w:bookmarkStart w:id="6" w:name="_Toc436141478" w:displacedByCustomXml="next"/>
     <w:sdt>
       <w:sdtPr>
         <w:rPr>
@@ -2851,39 +2851,7 @@
                                 <w:sz w:val="16"/>
                                 <w:lang w:val="en-GB"/>
                               </w:rPr>
-                              <w:t xml:space="preserve">This report was prepared by </w:t>
-                            </w:r>
-                            <w:proofErr w:type="spellStart"/>
-                            <w:r>
-                              <w:rPr>
-                                <w:sz w:val="16"/>
-                                <w:lang w:val="en-GB"/>
-                              </w:rPr>
-                              <w:t>GOWell</w:t>
-                            </w:r>
-                            <w:proofErr w:type="spellEnd"/>
-                            <w:r>
-                              <w:rPr>
-                                <w:sz w:val="16"/>
-                                <w:lang w:val="en-GB"/>
-                              </w:rPr>
-                              <w:t xml:space="preserve"> Energy Solutions Inc. or by its affiliates or subsidiaries (“</w:t>
-                            </w:r>
-                            <w:proofErr w:type="spellStart"/>
-                            <w:r>
-                              <w:rPr>
-                                <w:sz w:val="16"/>
-                                <w:lang w:val="en-GB"/>
-                              </w:rPr>
-                              <w:t>GOWell</w:t>
-                            </w:r>
-                            <w:proofErr w:type="spellEnd"/>
-                            <w:r>
-                              <w:rPr>
-                                <w:sz w:val="16"/>
-                                <w:lang w:val="en-GB"/>
-                              </w:rPr>
-                              <w:t xml:space="preserve">”) at the request of </w:t>
+                              <w:t xml:space="preserve">This report was prepared by GOWell Energy Solutions Inc. or by its affiliates or subsidiaries (“GOWell”) at the request of </w:t>
                             </w:r>
                             <w:r>
                               <w:rPr>
@@ -2912,23 +2880,7 @@
                                 <w:sz w:val="16"/>
                                 <w:lang w:val="en-GB"/>
                               </w:rPr>
-                              <w:t xml:space="preserve">This report is </w:t>
-                            </w:r>
-                            <w:proofErr w:type="spellStart"/>
-                            <w:r>
-                              <w:rPr>
-                                <w:sz w:val="16"/>
-                                <w:lang w:val="en-GB"/>
-                              </w:rPr>
-                              <w:t>GOWell’s</w:t>
-                            </w:r>
-                            <w:proofErr w:type="spellEnd"/>
-                            <w:r>
-                              <w:rPr>
-                                <w:sz w:val="16"/>
-                                <w:lang w:val="en-GB"/>
-                              </w:rPr>
-                              <w:t xml:space="preserve"> interpretation of the information provided by You and the interpretation, analysis, recommendations, advise and conclusions contained in the report are opinions based on inferences from measurements, empirical relationships, assumptions and industry practice (the “Interpretations and/or Recommendations”), which inferences, assumptions and practices are not infallible, and with respect to which professional geologists, engineers, drilling consultants, and analysts may differ and there may be a number of possible interpretations and conclusions.</w:t>
+                              <w:t>This report is GOWell’s interpretation of the information provided by You and the interpretation, analysis, recommendations, advise and conclusions contained in the report are opinions based on inferences from measurements, empirical relationships, assumptions and industry practice (the “Interpretations and/or Recommendations”), which inferences, assumptions and practices are not infallible, and with respect to which professional geologists, engineers, drilling consultants, and analysts may differ and there may be a number of possible interpretations and conclusions.</w:t>
                             </w:r>
                           </w:p>
                           <w:p>
@@ -2943,23 +2895,7 @@
                                 <w:sz w:val="16"/>
                                 <w:lang w:val="en-CA"/>
                               </w:rPr>
-                              <w:t xml:space="preserve">Accordingly, </w:t>
-                            </w:r>
-                            <w:proofErr w:type="spellStart"/>
-                            <w:r>
-                              <w:rPr>
-                                <w:sz w:val="16"/>
-                                <w:lang w:val="en-CA"/>
-                              </w:rPr>
-                              <w:t>GOWell</w:t>
-                            </w:r>
-                            <w:proofErr w:type="spellEnd"/>
-                            <w:r>
-                              <w:rPr>
-                                <w:sz w:val="16"/>
-                                <w:lang w:val="en-CA"/>
-                              </w:rPr>
-                              <w:t xml:space="preserve"> does not warrant the accuracy, correctness, or completeness of any such Interpretations and/or Recommendations, or that Your reliance or any third party’s reliance on such Interpretations and/or Recommendations will accomplish any particular results. YOU ASSUME FULL RESPONSIBILITY FOR THE USE OF SUCH INTERPRETATIONS AND/OR RECOMMENDATIONS AND FOR ALL DECISIONS BASED THEREON (INCLUDING WITHOUT LIMITATION DECISIONS BASED ON ANY OIL AND GAS EVALUATIONS, PRODUCTION FORECASTS AND RESERVE ESTIMATES, FURNISHED BY GOWELL TO YOU HEREUNDER), AND YOU HEREBY AGREES TO RELEASE, DEFEND, INDEMNIFY AND HOLD HARMLESS GOWELL FROM ANY CLAIMS ARISING OUT OF THE USE OF SUCH INTERPRETATIONS AND/OR RECOMMENDATIONS.</w:t>
+                              <w:t>Accordingly, GOWell does not warrant the accuracy, correctness, or completeness of any such Interpretations and/or Recommendations, or that Your reliance or any third party’s reliance on such Interpretations and/or Recommendations will accomplish any particular results. YOU ASSUME FULL RESPONSIBILITY FOR THE USE OF SUCH INTERPRETATIONS AND/OR RECOMMENDATIONS AND FOR ALL DECISIONS BASED THEREON (INCLUDING WITHOUT LIMITATION DECISIONS BASED ON ANY OIL AND GAS EVALUATIONS, PRODUCTION FORECASTS AND RESERVE ESTIMATES, FURNISHED BY GOWELL TO YOU HEREUNDER), AND YOU HEREBY AGREES TO RELEASE, DEFEND, INDEMNIFY AND HOLD HARMLESS GOWELL FROM ANY CLAIMS ARISING OUT OF THE USE OF SUCH INTERPRETATIONS AND/OR RECOMMENDATIONS.</w:t>
                             </w:r>
                           </w:p>
                           <w:p>
@@ -3499,7 +3435,6 @@
         </w:rPr>
         <w:t xml:space="preserve"> </w:t>
       </w:r>
-      <w:proofErr w:type="gramStart"/>
       <w:r>
         <w:rPr>
           <w:b/>
@@ -3523,16 +3458,7 @@
           <w:bCs/>
           <w:lang w:val="en-GB"/>
         </w:rPr>
-        <w:t xml:space="preserve">  </w:t>
-      </w:r>
-      <w:proofErr w:type="gramEnd"/>
-      <w:r>
-        <w:rPr>
-          <w:b/>
-          <w:bCs/>
-          <w:lang w:val="en-GB"/>
-        </w:rPr>
-        <w:t xml:space="preserve">                </w:t>
+        <w:t xml:space="preserve">                  </w:t>
       </w:r>
       <w:r>
         <w:rPr>
@@ -3970,23 +3896,7 @@
           <w:bCs/>
           <w:lang w:val="en-GB"/>
         </w:rPr>
-        <w:t xml:space="preserve">4 1/2" </w:t>
-      </w:r>
-      <w:r>
-        <w:rPr>
-          <w:b/>
-          <w:bCs/>
-          <w:lang w:val="en-GB"/>
-        </w:rPr>
-        <w:t>liner</w:t>
-      </w:r>
-      <w:r>
-        <w:rPr>
-          <w:b/>
-          <w:bCs/>
-          <w:lang w:val="en-GB"/>
-        </w:rPr>
-        <w:t xml:space="preserve"> string.</w:t>
+        <w:t>4 1/2" liner string.</w:t>
       </w:r>
     </w:p>
     <w:p>
@@ -5876,7 +5786,6 @@
           <w:lang w:val="en-GB"/>
         </w:rPr>
       </w:pPr>
-      <w:proofErr w:type="spellStart"/>
       <w:r>
         <w:rPr>
           <w:lang w:val="en-GB"/>
@@ -5889,7 +5798,6 @@
         </w:rPr>
         <w:t>less</w:t>
       </w:r>
-      <w:proofErr w:type="spellEnd"/>
       <w:r>
         <w:rPr>
           <w:lang w:val="en-GB"/>
@@ -5920,43 +5828,33 @@
         </w:rPr>
         <w:t xml:space="preserve">logged with </w:t>
       </w:r>
-      <w:proofErr w:type="spellStart"/>
       <w:r>
         <w:rPr>
           <w:lang w:val="en-GB"/>
         </w:rPr>
-        <w:t>GOWell</w:t>
-      </w:r>
-      <w:proofErr w:type="spellEnd"/>
+        <w:t xml:space="preserve">GOWell </w:t>
+      </w:r>
       <w:r>
         <w:rPr>
           <w:lang w:val="en-GB"/>
         </w:rPr>
+        <w:t>ePDT</w:t>
+      </w:r>
+      <w:r>
+        <w:rPr>
+          <w:lang w:val="en-GB"/>
+        </w:rPr>
         <w:t xml:space="preserve"> </w:t>
       </w:r>
       <w:r>
         <w:rPr>
           <w:lang w:val="en-GB"/>
         </w:rPr>
-        <w:t>ePDT</w:t>
-      </w:r>
-      <w:r>
-        <w:rPr>
-          <w:lang w:val="en-GB"/>
-        </w:rPr>
-        <w:t xml:space="preserve"> </w:t>
-      </w:r>
-      <w:r>
-        <w:rPr>
-          <w:lang w:val="en-GB"/>
-        </w:rPr>
         <w:t xml:space="preserve">tool, processed with </w:t>
       </w:r>
-      <w:proofErr w:type="spellStart"/>
       <w:r>
         <w:t>SmartLog</w:t>
       </w:r>
-      <w:proofErr w:type="spellEnd"/>
       <w:r>
         <w:t>.</w:t>
       </w:r>
@@ -12909,22 +12807,8 @@
                 <w:szCs w:val="20"/>
                 <w:lang w:val="en-AE" w:eastAsia="en-AE"/>
               </w:rPr>
-              <w:t>_</w:t>
-            </w:r>
-            <w:proofErr w:type="spellStart"/>
-            <w:r>
-              <w:rPr>
-                <w:rFonts w:asciiTheme="minorHAnsi" w:eastAsia="Times New Roman" w:hAnsiTheme="minorHAnsi" w:cstheme="minorHAnsi"/>
-                <w:b/>
-                <w:bCs/>
-                <w:color w:val="FFFFFF"/>
-                <w:sz w:val="20"/>
-                <w:szCs w:val="20"/>
-                <w:lang w:val="en-AE" w:eastAsia="en-AE"/>
-              </w:rPr>
-              <w:t>firstPipe</w:t>
-            </w:r>
-            <w:proofErr w:type="spellEnd"/>
+              <w:t>_firstPipe</w:t>
+            </w:r>
             <w:r>
               <w:rPr>
                 <w:rFonts w:asciiTheme="minorHAnsi" w:eastAsia="Times New Roman" w:hAnsiTheme="minorHAnsi" w:cstheme="minorHAnsi"/>
@@ -13081,29 +12965,7 @@
                 <w:szCs w:val="20"/>
                 <w:lang w:val="en-AE" w:eastAsia="en-AE"/>
               </w:rPr>
-              <w:t xml:space="preserve">Nom </w:t>
-            </w:r>
-            <w:proofErr w:type="spellStart"/>
-            <w:r>
-              <w:rPr>
-                <w:rFonts w:asciiTheme="minorHAnsi" w:eastAsia="Times New Roman" w:hAnsiTheme="minorHAnsi" w:cstheme="minorHAnsi"/>
-                <w:color w:val="FFFFFF"/>
-                <w:sz w:val="20"/>
-                <w:szCs w:val="20"/>
-                <w:lang w:val="en-AE" w:eastAsia="en-AE"/>
-              </w:rPr>
-              <w:t>Thk</w:t>
-            </w:r>
-            <w:proofErr w:type="spellEnd"/>
-            <w:r>
-              <w:rPr>
-                <w:rFonts w:asciiTheme="minorHAnsi" w:eastAsia="Times New Roman" w:hAnsiTheme="minorHAnsi" w:cstheme="minorHAnsi"/>
-                <w:color w:val="FFFFFF"/>
-                <w:sz w:val="20"/>
-                <w:szCs w:val="20"/>
-                <w:lang w:val="en-AE" w:eastAsia="en-AE"/>
-              </w:rPr>
-              <w:t xml:space="preserve"> (in)</w:t>
+              <w:t>Nom Thk (in)</w:t>
             </w:r>
           </w:p>
         </w:tc>
@@ -13140,29 +13002,7 @@
                 <w:szCs w:val="20"/>
                 <w:lang w:val="en-AE" w:eastAsia="en-AE"/>
               </w:rPr>
-              <w:t xml:space="preserve">Min </w:t>
-            </w:r>
-            <w:proofErr w:type="spellStart"/>
-            <w:r>
-              <w:rPr>
-                <w:rFonts w:asciiTheme="minorHAnsi" w:eastAsia="Times New Roman" w:hAnsiTheme="minorHAnsi" w:cstheme="minorHAnsi"/>
-                <w:color w:val="FFFFFF"/>
-                <w:sz w:val="20"/>
-                <w:szCs w:val="20"/>
-                <w:lang w:val="en-AE" w:eastAsia="en-AE"/>
-              </w:rPr>
-              <w:t>Thk</w:t>
-            </w:r>
-            <w:proofErr w:type="spellEnd"/>
-            <w:r>
-              <w:rPr>
-                <w:rFonts w:asciiTheme="minorHAnsi" w:eastAsia="Times New Roman" w:hAnsiTheme="minorHAnsi" w:cstheme="minorHAnsi"/>
-                <w:color w:val="FFFFFF"/>
-                <w:sz w:val="20"/>
-                <w:szCs w:val="20"/>
-                <w:lang w:val="en-AE" w:eastAsia="en-AE"/>
-              </w:rPr>
-              <w:t xml:space="preserve"> (in)</w:t>
+              <w:t>Min Thk (in)</w:t>
             </w:r>
           </w:p>
         </w:tc>
@@ -13820,22 +13660,8 @@
                 <w:szCs w:val="20"/>
                 <w:lang w:val="en-AE" w:eastAsia="en-AE"/>
               </w:rPr>
-              <w:t>_</w:t>
-            </w:r>
-            <w:proofErr w:type="spellStart"/>
-            <w:r>
-              <w:rPr>
-                <w:rFonts w:asciiTheme="minorHAnsi" w:eastAsia="Times New Roman" w:hAnsiTheme="minorHAnsi" w:cstheme="minorHAnsi"/>
-                <w:b/>
-                <w:bCs/>
-                <w:color w:val="FFFFFF"/>
-                <w:sz w:val="20"/>
-                <w:szCs w:val="20"/>
-                <w:lang w:val="en-AE" w:eastAsia="en-AE"/>
-              </w:rPr>
-              <w:t>secondPipe</w:t>
-            </w:r>
-            <w:proofErr w:type="spellEnd"/>
+              <w:t>_secondPipe</w:t>
+            </w:r>
             <w:r>
               <w:rPr>
                 <w:rFonts w:asciiTheme="minorHAnsi" w:eastAsia="Times New Roman" w:hAnsiTheme="minorHAnsi" w:cstheme="minorHAnsi"/>
@@ -13992,29 +13818,7 @@
                 <w:szCs w:val="20"/>
                 <w:lang w:val="en-AE" w:eastAsia="en-AE"/>
               </w:rPr>
-              <w:t xml:space="preserve">Nom </w:t>
-            </w:r>
-            <w:proofErr w:type="spellStart"/>
-            <w:r>
-              <w:rPr>
-                <w:rFonts w:asciiTheme="minorHAnsi" w:eastAsia="Times New Roman" w:hAnsiTheme="minorHAnsi" w:cstheme="minorHAnsi"/>
-                <w:color w:val="FFFFFF"/>
-                <w:sz w:val="20"/>
-                <w:szCs w:val="20"/>
-                <w:lang w:val="en-AE" w:eastAsia="en-AE"/>
-              </w:rPr>
-              <w:t>Thk</w:t>
-            </w:r>
-            <w:proofErr w:type="spellEnd"/>
-            <w:r>
-              <w:rPr>
-                <w:rFonts w:asciiTheme="minorHAnsi" w:eastAsia="Times New Roman" w:hAnsiTheme="minorHAnsi" w:cstheme="minorHAnsi"/>
-                <w:color w:val="FFFFFF"/>
-                <w:sz w:val="20"/>
-                <w:szCs w:val="20"/>
-                <w:lang w:val="en-AE" w:eastAsia="en-AE"/>
-              </w:rPr>
-              <w:t xml:space="preserve"> (in)</w:t>
+              <w:t>Nom Thk (in)</w:t>
             </w:r>
           </w:p>
         </w:tc>
@@ -14051,29 +13855,7 @@
                 <w:szCs w:val="20"/>
                 <w:lang w:val="en-AE" w:eastAsia="en-AE"/>
               </w:rPr>
-              <w:t xml:space="preserve">Min </w:t>
-            </w:r>
-            <w:proofErr w:type="spellStart"/>
-            <w:r>
-              <w:rPr>
-                <w:rFonts w:asciiTheme="minorHAnsi" w:eastAsia="Times New Roman" w:hAnsiTheme="minorHAnsi" w:cstheme="minorHAnsi"/>
-                <w:color w:val="FFFFFF"/>
-                <w:sz w:val="20"/>
-                <w:szCs w:val="20"/>
-                <w:lang w:val="en-AE" w:eastAsia="en-AE"/>
-              </w:rPr>
-              <w:t>Thk</w:t>
-            </w:r>
-            <w:proofErr w:type="spellEnd"/>
-            <w:r>
-              <w:rPr>
-                <w:rFonts w:asciiTheme="minorHAnsi" w:eastAsia="Times New Roman" w:hAnsiTheme="minorHAnsi" w:cstheme="minorHAnsi"/>
-                <w:color w:val="FFFFFF"/>
-                <w:sz w:val="20"/>
-                <w:szCs w:val="20"/>
-                <w:lang w:val="en-AE" w:eastAsia="en-AE"/>
-              </w:rPr>
-              <w:t xml:space="preserve"> (in)</w:t>
+              <w:t>Min Thk (in)</w:t>
             </w:r>
           </w:p>
         </w:tc>
@@ -14731,22 +14513,8 @@
                 <w:szCs w:val="20"/>
                 <w:lang w:val="en-AE" w:eastAsia="en-AE"/>
               </w:rPr>
-              <w:t>_</w:t>
-            </w:r>
-            <w:proofErr w:type="spellStart"/>
-            <w:r>
-              <w:rPr>
-                <w:rFonts w:asciiTheme="minorHAnsi" w:eastAsia="Times New Roman" w:hAnsiTheme="minorHAnsi" w:cstheme="minorHAnsi"/>
-                <w:b/>
-                <w:bCs/>
-                <w:color w:val="FFFFFF"/>
-                <w:sz w:val="20"/>
-                <w:szCs w:val="20"/>
-                <w:lang w:val="en-AE" w:eastAsia="en-AE"/>
-              </w:rPr>
-              <w:t>thirdPipe</w:t>
-            </w:r>
-            <w:proofErr w:type="spellEnd"/>
+              <w:t>_thirdPipe</w:t>
+            </w:r>
             <w:r>
               <w:rPr>
                 <w:rFonts w:asciiTheme="minorHAnsi" w:eastAsia="Times New Roman" w:hAnsiTheme="minorHAnsi" w:cstheme="minorHAnsi"/>
@@ -14903,29 +14671,7 @@
                 <w:szCs w:val="20"/>
                 <w:lang w:val="en-AE" w:eastAsia="en-AE"/>
               </w:rPr>
-              <w:t xml:space="preserve">Nom </w:t>
-            </w:r>
-            <w:proofErr w:type="spellStart"/>
-            <w:r>
-              <w:rPr>
-                <w:rFonts w:asciiTheme="minorHAnsi" w:eastAsia="Times New Roman" w:hAnsiTheme="minorHAnsi" w:cstheme="minorHAnsi"/>
-                <w:color w:val="FFFFFF"/>
-                <w:sz w:val="20"/>
-                <w:szCs w:val="20"/>
-                <w:lang w:val="en-AE" w:eastAsia="en-AE"/>
-              </w:rPr>
-              <w:t>Thk</w:t>
-            </w:r>
-            <w:proofErr w:type="spellEnd"/>
-            <w:r>
-              <w:rPr>
-                <w:rFonts w:asciiTheme="minorHAnsi" w:eastAsia="Times New Roman" w:hAnsiTheme="minorHAnsi" w:cstheme="minorHAnsi"/>
-                <w:color w:val="FFFFFF"/>
-                <w:sz w:val="20"/>
-                <w:szCs w:val="20"/>
-                <w:lang w:val="en-AE" w:eastAsia="en-AE"/>
-              </w:rPr>
-              <w:t xml:space="preserve"> (in)</w:t>
+              <w:t>Nom Thk (in)</w:t>
             </w:r>
           </w:p>
         </w:tc>
@@ -14962,29 +14708,7 @@
                 <w:szCs w:val="20"/>
                 <w:lang w:val="en-AE" w:eastAsia="en-AE"/>
               </w:rPr>
-              <w:t xml:space="preserve">Min </w:t>
-            </w:r>
-            <w:proofErr w:type="spellStart"/>
-            <w:r>
-              <w:rPr>
-                <w:rFonts w:asciiTheme="minorHAnsi" w:eastAsia="Times New Roman" w:hAnsiTheme="minorHAnsi" w:cstheme="minorHAnsi"/>
-                <w:color w:val="FFFFFF"/>
-                <w:sz w:val="20"/>
-                <w:szCs w:val="20"/>
-                <w:lang w:val="en-AE" w:eastAsia="en-AE"/>
-              </w:rPr>
-              <w:t>Thk</w:t>
-            </w:r>
-            <w:proofErr w:type="spellEnd"/>
-            <w:r>
-              <w:rPr>
-                <w:rFonts w:asciiTheme="minorHAnsi" w:eastAsia="Times New Roman" w:hAnsiTheme="minorHAnsi" w:cstheme="minorHAnsi"/>
-                <w:color w:val="FFFFFF"/>
-                <w:sz w:val="20"/>
-                <w:szCs w:val="20"/>
-                <w:lang w:val="en-AE" w:eastAsia="en-AE"/>
-              </w:rPr>
-              <w:t xml:space="preserve"> (in)</w:t>
+              <w:t>Min Thk (in)</w:t>
             </w:r>
           </w:p>
         </w:tc>
@@ -15666,22 +15390,8 @@
                 <w:szCs w:val="20"/>
                 <w:lang w:val="en-AE" w:eastAsia="en-AE"/>
               </w:rPr>
-              <w:t>_</w:t>
-            </w:r>
-            <w:proofErr w:type="spellStart"/>
-            <w:r>
-              <w:rPr>
-                <w:rFonts w:asciiTheme="minorHAnsi" w:eastAsia="Times New Roman" w:hAnsiTheme="minorHAnsi" w:cstheme="minorHAnsi"/>
-                <w:b/>
-                <w:bCs/>
-                <w:color w:val="FFFFFF"/>
-                <w:sz w:val="20"/>
-                <w:szCs w:val="20"/>
-                <w:lang w:val="en-AE" w:eastAsia="en-AE"/>
-              </w:rPr>
-              <w:t>fourthPipe</w:t>
-            </w:r>
-            <w:proofErr w:type="spellEnd"/>
+              <w:t>_fourthPipe</w:t>
+            </w:r>
             <w:r>
               <w:rPr>
                 <w:rFonts w:asciiTheme="minorHAnsi" w:eastAsia="Times New Roman" w:hAnsiTheme="minorHAnsi" w:cstheme="minorHAnsi"/>
@@ -15838,29 +15548,7 @@
                 <w:szCs w:val="20"/>
                 <w:lang w:val="en-AE" w:eastAsia="en-AE"/>
               </w:rPr>
-              <w:t xml:space="preserve">Nom </w:t>
-            </w:r>
-            <w:proofErr w:type="spellStart"/>
-            <w:r>
-              <w:rPr>
-                <w:rFonts w:asciiTheme="minorHAnsi" w:eastAsia="Times New Roman" w:hAnsiTheme="minorHAnsi" w:cstheme="minorHAnsi"/>
-                <w:color w:val="FFFFFF"/>
-                <w:sz w:val="20"/>
-                <w:szCs w:val="20"/>
-                <w:lang w:val="en-AE" w:eastAsia="en-AE"/>
-              </w:rPr>
-              <w:t>Thk</w:t>
-            </w:r>
-            <w:proofErr w:type="spellEnd"/>
-            <w:r>
-              <w:rPr>
-                <w:rFonts w:asciiTheme="minorHAnsi" w:eastAsia="Times New Roman" w:hAnsiTheme="minorHAnsi" w:cstheme="minorHAnsi"/>
-                <w:color w:val="FFFFFF"/>
-                <w:sz w:val="20"/>
-                <w:szCs w:val="20"/>
-                <w:lang w:val="en-AE" w:eastAsia="en-AE"/>
-              </w:rPr>
-              <w:t xml:space="preserve"> (in)</w:t>
+              <w:t>Nom Thk (in)</w:t>
             </w:r>
           </w:p>
         </w:tc>
@@ -15897,29 +15585,7 @@
                 <w:szCs w:val="20"/>
                 <w:lang w:val="en-AE" w:eastAsia="en-AE"/>
               </w:rPr>
-              <w:t xml:space="preserve">Min </w:t>
-            </w:r>
-            <w:proofErr w:type="spellStart"/>
-            <w:r>
-              <w:rPr>
-                <w:rFonts w:asciiTheme="minorHAnsi" w:eastAsia="Times New Roman" w:hAnsiTheme="minorHAnsi" w:cstheme="minorHAnsi"/>
-                <w:color w:val="FFFFFF"/>
-                <w:sz w:val="20"/>
-                <w:szCs w:val="20"/>
-                <w:lang w:val="en-AE" w:eastAsia="en-AE"/>
-              </w:rPr>
-              <w:t>Thk</w:t>
-            </w:r>
-            <w:proofErr w:type="spellEnd"/>
-            <w:r>
-              <w:rPr>
-                <w:rFonts w:asciiTheme="minorHAnsi" w:eastAsia="Times New Roman" w:hAnsiTheme="minorHAnsi" w:cstheme="minorHAnsi"/>
-                <w:color w:val="FFFFFF"/>
-                <w:sz w:val="20"/>
-                <w:szCs w:val="20"/>
-                <w:lang w:val="en-AE" w:eastAsia="en-AE"/>
-              </w:rPr>
-              <w:t xml:space="preserve"> (in)</w:t>
+              <w:t>Min Thk (in)</w:t>
             </w:r>
           </w:p>
         </w:tc>
@@ -16609,22 +16275,8 @@
                 <w:szCs w:val="20"/>
                 <w:lang w:val="en-AE" w:eastAsia="en-AE"/>
               </w:rPr>
-              <w:t>_</w:t>
-            </w:r>
-            <w:proofErr w:type="spellStart"/>
-            <w:r>
-              <w:rPr>
-                <w:rFonts w:asciiTheme="minorHAnsi" w:eastAsia="Times New Roman" w:hAnsiTheme="minorHAnsi" w:cstheme="minorHAnsi"/>
-                <w:b/>
-                <w:bCs/>
-                <w:color w:val="FFFFFF"/>
-                <w:sz w:val="20"/>
-                <w:szCs w:val="20"/>
-                <w:lang w:val="en-AE" w:eastAsia="en-AE"/>
-              </w:rPr>
-              <w:t>fifthPipe</w:t>
-            </w:r>
-            <w:proofErr w:type="spellEnd"/>
+              <w:t>_fifthPipe</w:t>
+            </w:r>
             <w:r>
               <w:rPr>
                 <w:rFonts w:asciiTheme="minorHAnsi" w:eastAsia="Times New Roman" w:hAnsiTheme="minorHAnsi" w:cstheme="minorHAnsi"/>
@@ -16781,29 +16433,7 @@
                 <w:szCs w:val="20"/>
                 <w:lang w:val="en-AE" w:eastAsia="en-AE"/>
               </w:rPr>
-              <w:t xml:space="preserve">Nom </w:t>
-            </w:r>
-            <w:proofErr w:type="spellStart"/>
-            <w:r>
-              <w:rPr>
-                <w:rFonts w:asciiTheme="minorHAnsi" w:eastAsia="Times New Roman" w:hAnsiTheme="minorHAnsi" w:cstheme="minorHAnsi"/>
-                <w:color w:val="FFFFFF"/>
-                <w:sz w:val="20"/>
-                <w:szCs w:val="20"/>
-                <w:lang w:val="en-AE" w:eastAsia="en-AE"/>
-              </w:rPr>
-              <w:t>Thk</w:t>
-            </w:r>
-            <w:proofErr w:type="spellEnd"/>
-            <w:r>
-              <w:rPr>
-                <w:rFonts w:asciiTheme="minorHAnsi" w:eastAsia="Times New Roman" w:hAnsiTheme="minorHAnsi" w:cstheme="minorHAnsi"/>
-                <w:color w:val="FFFFFF"/>
-                <w:sz w:val="20"/>
-                <w:szCs w:val="20"/>
-                <w:lang w:val="en-AE" w:eastAsia="en-AE"/>
-              </w:rPr>
-              <w:t xml:space="preserve"> (in)</w:t>
+              <w:t>Nom Thk (in)</w:t>
             </w:r>
           </w:p>
         </w:tc>
@@ -16840,29 +16470,7 @@
                 <w:szCs w:val="20"/>
                 <w:lang w:val="en-AE" w:eastAsia="en-AE"/>
               </w:rPr>
-              <w:t xml:space="preserve">Min </w:t>
-            </w:r>
-            <w:proofErr w:type="spellStart"/>
-            <w:r>
-              <w:rPr>
-                <w:rFonts w:asciiTheme="minorHAnsi" w:eastAsia="Times New Roman" w:hAnsiTheme="minorHAnsi" w:cstheme="minorHAnsi"/>
-                <w:color w:val="FFFFFF"/>
-                <w:sz w:val="20"/>
-                <w:szCs w:val="20"/>
-                <w:lang w:val="en-AE" w:eastAsia="en-AE"/>
-              </w:rPr>
-              <w:t>Thk</w:t>
-            </w:r>
-            <w:proofErr w:type="spellEnd"/>
-            <w:r>
-              <w:rPr>
-                <w:rFonts w:asciiTheme="minorHAnsi" w:eastAsia="Times New Roman" w:hAnsiTheme="minorHAnsi" w:cstheme="minorHAnsi"/>
-                <w:color w:val="FFFFFF"/>
-                <w:sz w:val="20"/>
-                <w:szCs w:val="20"/>
-                <w:lang w:val="en-AE" w:eastAsia="en-AE"/>
-              </w:rPr>
-              <w:t xml:space="preserve"> (in)</w:t>
+              <w:t>Min Thk (in)</w:t>
             </w:r>
           </w:p>
         </w:tc>
@@ -17422,39 +17030,7 @@
           <w:color w:val="auto"/>
           <w:szCs w:val="20"/>
         </w:rPr>
-        <w:t>1</w:t>
-      </w:r>
-      <w:r>
-        <w:rPr>
-          <w:rFonts w:cstheme="minorHAnsi"/>
-          <w:color w:val="auto"/>
-          <w:szCs w:val="20"/>
-        </w:rPr>
-        <w:t>8</w:t>
-      </w:r>
-      <w:r>
-        <w:rPr>
-          <w:rFonts w:cstheme="minorHAnsi"/>
-          <w:color w:val="auto"/>
-          <w:szCs w:val="20"/>
-        </w:rPr>
-        <w:t xml:space="preserve"> </w:t>
-      </w:r>
-      <w:r>
-        <w:rPr>
-          <w:rFonts w:cstheme="minorHAnsi"/>
-          <w:color w:val="auto"/>
-          <w:szCs w:val="20"/>
-        </w:rPr>
-        <w:t>5</w:t>
-      </w:r>
-      <w:r>
-        <w:rPr>
-          <w:rFonts w:cstheme="minorHAnsi"/>
-          <w:color w:val="auto"/>
-          <w:szCs w:val="20"/>
-        </w:rPr>
-        <w:t>/8"</w:t>
+        <w:t>18 5/8"</w:t>
       </w:r>
       <w:r>
         <w:rPr>
@@ -17552,22 +17128,8 @@
                 <w:szCs w:val="20"/>
                 <w:lang w:val="en-AE" w:eastAsia="en-AE"/>
               </w:rPr>
-              <w:t>_</w:t>
-            </w:r>
-            <w:proofErr w:type="spellStart"/>
-            <w:r>
-              <w:rPr>
-                <w:rFonts w:asciiTheme="minorHAnsi" w:eastAsia="Times New Roman" w:hAnsiTheme="minorHAnsi" w:cstheme="minorHAnsi"/>
-                <w:b/>
-                <w:bCs/>
-                <w:color w:val="FFFFFF"/>
-                <w:sz w:val="20"/>
-                <w:szCs w:val="20"/>
-                <w:lang w:val="en-AE" w:eastAsia="en-AE"/>
-              </w:rPr>
-              <w:t>sixthPipe</w:t>
-            </w:r>
-            <w:proofErr w:type="spellEnd"/>
+              <w:t>_sixthPipe</w:t>
+            </w:r>
             <w:r>
               <w:rPr>
                 <w:rFonts w:asciiTheme="minorHAnsi" w:eastAsia="Times New Roman" w:hAnsiTheme="minorHAnsi" w:cstheme="minorHAnsi"/>
@@ -17724,29 +17286,7 @@
                 <w:szCs w:val="20"/>
                 <w:lang w:val="en-AE" w:eastAsia="en-AE"/>
               </w:rPr>
-              <w:t xml:space="preserve">Nom </w:t>
-            </w:r>
-            <w:proofErr w:type="spellStart"/>
-            <w:r>
-              <w:rPr>
-                <w:rFonts w:asciiTheme="minorHAnsi" w:eastAsia="Times New Roman" w:hAnsiTheme="minorHAnsi" w:cstheme="minorHAnsi"/>
-                <w:color w:val="FFFFFF"/>
-                <w:sz w:val="20"/>
-                <w:szCs w:val="20"/>
-                <w:lang w:val="en-AE" w:eastAsia="en-AE"/>
-              </w:rPr>
-              <w:t>Thk</w:t>
-            </w:r>
-            <w:proofErr w:type="spellEnd"/>
-            <w:r>
-              <w:rPr>
-                <w:rFonts w:asciiTheme="minorHAnsi" w:eastAsia="Times New Roman" w:hAnsiTheme="minorHAnsi" w:cstheme="minorHAnsi"/>
-                <w:color w:val="FFFFFF"/>
-                <w:sz w:val="20"/>
-                <w:szCs w:val="20"/>
-                <w:lang w:val="en-AE" w:eastAsia="en-AE"/>
-              </w:rPr>
-              <w:t xml:space="preserve"> (in)</w:t>
+              <w:t>Nom Thk (in)</w:t>
             </w:r>
           </w:p>
         </w:tc>
@@ -17783,29 +17323,7 @@
                 <w:szCs w:val="20"/>
                 <w:lang w:val="en-AE" w:eastAsia="en-AE"/>
               </w:rPr>
-              <w:t xml:space="preserve">Min </w:t>
-            </w:r>
-            <w:proofErr w:type="spellStart"/>
-            <w:r>
-              <w:rPr>
-                <w:rFonts w:asciiTheme="minorHAnsi" w:eastAsia="Times New Roman" w:hAnsiTheme="minorHAnsi" w:cstheme="minorHAnsi"/>
-                <w:color w:val="FFFFFF"/>
-                <w:sz w:val="20"/>
-                <w:szCs w:val="20"/>
-                <w:lang w:val="en-AE" w:eastAsia="en-AE"/>
-              </w:rPr>
-              <w:t>Thk</w:t>
-            </w:r>
-            <w:proofErr w:type="spellEnd"/>
-            <w:r>
-              <w:rPr>
-                <w:rFonts w:asciiTheme="minorHAnsi" w:eastAsia="Times New Roman" w:hAnsiTheme="minorHAnsi" w:cstheme="minorHAnsi"/>
-                <w:color w:val="FFFFFF"/>
-                <w:sz w:val="20"/>
-                <w:szCs w:val="20"/>
-                <w:lang w:val="en-AE" w:eastAsia="en-AE"/>
-              </w:rPr>
-              <w:t xml:space="preserve"> (in)</w:t>
+              <w:t>Min Thk (in)</w:t>
             </w:r>
           </w:p>
         </w:tc>
@@ -19349,15 +18867,7 @@
               <w:jc w:val="center"/>
             </w:pPr>
             <w:r>
-              <w:t>{{</w:t>
-            </w:r>
-            <w:proofErr w:type="spellStart"/>
-            <w:r>
-              <w:t>tempgr</w:t>
-            </w:r>
-            <w:proofErr w:type="spellEnd"/>
-            <w:r>
-              <w:t>}}</w:t>
+              <w:t>{{tempgr}}</w:t>
             </w:r>
           </w:p>
         </w:tc>
@@ -19446,15 +18956,7 @@
               <w:jc w:val="center"/>
             </w:pPr>
             <w:r>
-              <w:t>{{</w:t>
-            </w:r>
-            <w:proofErr w:type="spellStart"/>
-            <w:r>
-              <w:t>wh</w:t>
-            </w:r>
-            <w:proofErr w:type="spellEnd"/>
-            <w:r>
-              <w:t>}}</w:t>
+              <w:t>{{wh}}</w:t>
             </w:r>
           </w:p>
         </w:tc>
@@ -19803,29 +19305,7 @@
           <w:sz w:val="20"/>
           <w:szCs w:val="20"/>
         </w:rPr>
-        <w:t>{{</w:t>
-      </w:r>
-      <w:proofErr w:type="spellStart"/>
-      <w:r>
-        <w:rPr>
-          <w:rFonts w:asciiTheme="minorHAnsi" w:hAnsiTheme="minorHAnsi" w:cstheme="minorHAnsi"/>
-          <w:i/>
-          <w:iCs/>
-          <w:sz w:val="20"/>
-          <w:szCs w:val="20"/>
-        </w:rPr>
-        <w:t>damage_block_start</w:t>
-      </w:r>
-      <w:proofErr w:type="spellEnd"/>
-      <w:r>
-        <w:rPr>
-          <w:rFonts w:asciiTheme="minorHAnsi" w:hAnsiTheme="minorHAnsi" w:cstheme="minorHAnsi"/>
-          <w:i/>
-          <w:iCs/>
-          <w:sz w:val="20"/>
-          <w:szCs w:val="20"/>
-        </w:rPr>
-        <w:t>}}</w:t>
+        <w:t>{{damage_block_start}}</w:t>
       </w:r>
     </w:p>
     <w:tbl>
@@ -20639,7 +20119,7 @@
               <w:t>{{</w:t>
             </w:r>
             <w:r>
-              <w:t xml:space="preserve">DMG@N </w:t>
+              <w:t>DMG@N</w:t>
             </w:r>
             <w:r>
               <w:t>_3}}</w:t>
@@ -20936,29 +20416,7 @@
           <w:sz w:val="20"/>
           <w:szCs w:val="20"/>
         </w:rPr>
-        <w:t>{{</w:t>
-      </w:r>
-      <w:proofErr w:type="spellStart"/>
-      <w:r>
-        <w:rPr>
-          <w:rFonts w:asciiTheme="minorHAnsi" w:hAnsiTheme="minorHAnsi" w:cstheme="minorHAnsi"/>
-          <w:i/>
-          <w:iCs/>
-          <w:sz w:val="20"/>
-          <w:szCs w:val="20"/>
-        </w:rPr>
-        <w:t>damage_block_end</w:t>
-      </w:r>
-      <w:proofErr w:type="spellEnd"/>
-      <w:r>
-        <w:rPr>
-          <w:rFonts w:asciiTheme="minorHAnsi" w:hAnsiTheme="minorHAnsi" w:cstheme="minorHAnsi"/>
-          <w:i/>
-          <w:iCs/>
-          <w:sz w:val="20"/>
-          <w:szCs w:val="20"/>
-        </w:rPr>
-        <w:t>}}</w:t>
+        <w:t>{{damage_block_end}}</w:t>
       </w:r>
     </w:p>
     <w:p>
@@ -21131,9 +20589,8 @@
                 <w:szCs w:val="20"/>
                 <w:lang w:val="en-AE" w:eastAsia="en-AE"/>
               </w:rPr>
-              <w:t>{{</w:t>
-            </w:r>
-            <w:proofErr w:type="spellStart"/>
+              <w:t>{{joints_</w:t>
+            </w:r>
             <w:r>
               <w:rPr>
                 <w:rFonts w:asciiTheme="minorHAnsi" w:eastAsia="Times New Roman" w:hAnsiTheme="minorHAnsi" w:cstheme="minorHAnsi"/>
@@ -21142,19 +20599,8 @@
                 <w:szCs w:val="20"/>
                 <w:lang w:val="en-AE" w:eastAsia="en-AE"/>
               </w:rPr>
-              <w:t>joints_</w:t>
-            </w:r>
-            <w:r>
-              <w:rPr>
-                <w:rFonts w:asciiTheme="minorHAnsi" w:eastAsia="Times New Roman" w:hAnsiTheme="minorHAnsi" w:cstheme="minorHAnsi"/>
-                <w:color w:val="FFFFFF"/>
-                <w:sz w:val="20"/>
-                <w:szCs w:val="20"/>
-                <w:lang w:val="en-AE" w:eastAsia="en-AE"/>
-              </w:rPr>
               <w:t>firstPipe</w:t>
             </w:r>
-            <w:proofErr w:type="spellEnd"/>
             <w:r>
               <w:rPr>
                 <w:rFonts w:asciiTheme="minorHAnsi" w:eastAsia="Times New Roman" w:hAnsiTheme="minorHAnsi" w:cstheme="minorHAnsi"/>
@@ -21311,29 +20757,7 @@
                 <w:szCs w:val="20"/>
                 <w:lang w:val="en-AE" w:eastAsia="en-AE"/>
               </w:rPr>
-              <w:t xml:space="preserve">Nom </w:t>
-            </w:r>
-            <w:proofErr w:type="spellStart"/>
-            <w:r>
-              <w:rPr>
-                <w:rFonts w:asciiTheme="minorHAnsi" w:eastAsia="Times New Roman" w:hAnsiTheme="minorHAnsi" w:cstheme="minorHAnsi"/>
-                <w:color w:val="FFFFFF"/>
-                <w:sz w:val="20"/>
-                <w:szCs w:val="20"/>
-                <w:lang w:val="en-AE" w:eastAsia="en-AE"/>
-              </w:rPr>
-              <w:t>Thk</w:t>
-            </w:r>
-            <w:proofErr w:type="spellEnd"/>
-            <w:r>
-              <w:rPr>
-                <w:rFonts w:asciiTheme="minorHAnsi" w:eastAsia="Times New Roman" w:hAnsiTheme="minorHAnsi" w:cstheme="minorHAnsi"/>
-                <w:color w:val="FFFFFF"/>
-                <w:sz w:val="20"/>
-                <w:szCs w:val="20"/>
-                <w:lang w:val="en-AE" w:eastAsia="en-AE"/>
-              </w:rPr>
-              <w:t xml:space="preserve"> (in)</w:t>
+              <w:t>Nom Thk (in)</w:t>
             </w:r>
           </w:p>
         </w:tc>
@@ -21370,29 +20794,7 @@
                 <w:szCs w:val="20"/>
                 <w:lang w:val="en-AE" w:eastAsia="en-AE"/>
               </w:rPr>
-              <w:t xml:space="preserve">Min </w:t>
-            </w:r>
-            <w:proofErr w:type="spellStart"/>
-            <w:r>
-              <w:rPr>
-                <w:rFonts w:asciiTheme="minorHAnsi" w:eastAsia="Times New Roman" w:hAnsiTheme="minorHAnsi" w:cstheme="minorHAnsi"/>
-                <w:color w:val="FFFFFF"/>
-                <w:sz w:val="20"/>
-                <w:szCs w:val="20"/>
-                <w:lang w:val="en-AE" w:eastAsia="en-AE"/>
-              </w:rPr>
-              <w:t>Thk</w:t>
-            </w:r>
-            <w:proofErr w:type="spellEnd"/>
-            <w:r>
-              <w:rPr>
-                <w:rFonts w:asciiTheme="minorHAnsi" w:eastAsia="Times New Roman" w:hAnsiTheme="minorHAnsi" w:cstheme="minorHAnsi"/>
-                <w:color w:val="FFFFFF"/>
-                <w:sz w:val="20"/>
-                <w:szCs w:val="20"/>
-                <w:lang w:val="en-AE" w:eastAsia="en-AE"/>
-              </w:rPr>
-              <w:t xml:space="preserve"> (in)</w:t>
+              <w:t>Min Thk (in)</w:t>
             </w:r>
           </w:p>
         </w:tc>
@@ -22042,29 +21444,7 @@
                 <w:szCs w:val="20"/>
                 <w:lang w:val="en-AE" w:eastAsia="en-AE"/>
               </w:rPr>
-              <w:t>{{</w:t>
-            </w:r>
-            <w:proofErr w:type="spellStart"/>
-            <w:r>
-              <w:rPr>
-                <w:rFonts w:asciiTheme="minorHAnsi" w:eastAsia="Times New Roman" w:hAnsiTheme="minorHAnsi" w:cstheme="minorHAnsi"/>
-                <w:color w:val="FFFFFF"/>
-                <w:sz w:val="20"/>
-                <w:szCs w:val="20"/>
-                <w:lang w:val="en-AE" w:eastAsia="en-AE"/>
-              </w:rPr>
-              <w:t>joints_secondPipe</w:t>
-            </w:r>
-            <w:proofErr w:type="spellEnd"/>
-            <w:r>
-              <w:rPr>
-                <w:rFonts w:asciiTheme="minorHAnsi" w:eastAsia="Times New Roman" w:hAnsiTheme="minorHAnsi" w:cstheme="minorHAnsi"/>
-                <w:color w:val="FFFFFF"/>
-                <w:sz w:val="20"/>
-                <w:szCs w:val="20"/>
-                <w:lang w:val="en-AE" w:eastAsia="en-AE"/>
-              </w:rPr>
-              <w:t>}}</w:t>
+              <w:t>{{joints_secondPipe}}</w:t>
             </w:r>
           </w:p>
         </w:tc>
@@ -22212,29 +21592,7 @@
                 <w:szCs w:val="20"/>
                 <w:lang w:val="en-AE" w:eastAsia="en-AE"/>
               </w:rPr>
-              <w:t xml:space="preserve">Nom </w:t>
-            </w:r>
-            <w:proofErr w:type="spellStart"/>
-            <w:r>
-              <w:rPr>
-                <w:rFonts w:asciiTheme="minorHAnsi" w:eastAsia="Times New Roman" w:hAnsiTheme="minorHAnsi" w:cstheme="minorHAnsi"/>
-                <w:color w:val="FFFFFF"/>
-                <w:sz w:val="20"/>
-                <w:szCs w:val="20"/>
-                <w:lang w:val="en-AE" w:eastAsia="en-AE"/>
-              </w:rPr>
-              <w:t>Thk</w:t>
-            </w:r>
-            <w:proofErr w:type="spellEnd"/>
-            <w:r>
-              <w:rPr>
-                <w:rFonts w:asciiTheme="minorHAnsi" w:eastAsia="Times New Roman" w:hAnsiTheme="minorHAnsi" w:cstheme="minorHAnsi"/>
-                <w:color w:val="FFFFFF"/>
-                <w:sz w:val="20"/>
-                <w:szCs w:val="20"/>
-                <w:lang w:val="en-AE" w:eastAsia="en-AE"/>
-              </w:rPr>
-              <w:t xml:space="preserve"> (in)</w:t>
+              <w:t>Nom Thk (in)</w:t>
             </w:r>
           </w:p>
         </w:tc>
@@ -22271,29 +21629,7 @@
                 <w:szCs w:val="20"/>
                 <w:lang w:val="en-AE" w:eastAsia="en-AE"/>
               </w:rPr>
-              <w:t xml:space="preserve">Min </w:t>
-            </w:r>
-            <w:proofErr w:type="spellStart"/>
-            <w:r>
-              <w:rPr>
-                <w:rFonts w:asciiTheme="minorHAnsi" w:eastAsia="Times New Roman" w:hAnsiTheme="minorHAnsi" w:cstheme="minorHAnsi"/>
-                <w:color w:val="FFFFFF"/>
-                <w:sz w:val="20"/>
-                <w:szCs w:val="20"/>
-                <w:lang w:val="en-AE" w:eastAsia="en-AE"/>
-              </w:rPr>
-              <w:t>Thk</w:t>
-            </w:r>
-            <w:proofErr w:type="spellEnd"/>
-            <w:r>
-              <w:rPr>
-                <w:rFonts w:asciiTheme="minorHAnsi" w:eastAsia="Times New Roman" w:hAnsiTheme="minorHAnsi" w:cstheme="minorHAnsi"/>
-                <w:color w:val="FFFFFF"/>
-                <w:sz w:val="20"/>
-                <w:szCs w:val="20"/>
-                <w:lang w:val="en-AE" w:eastAsia="en-AE"/>
-              </w:rPr>
-              <w:t xml:space="preserve"> (in)</w:t>
+              <w:t>Min Thk (in)</w:t>
             </w:r>
           </w:p>
         </w:tc>
@@ -22943,29 +22279,7 @@
                 <w:szCs w:val="20"/>
                 <w:lang w:val="en-AE" w:eastAsia="en-AE"/>
               </w:rPr>
-              <w:t>{{</w:t>
-            </w:r>
-            <w:proofErr w:type="spellStart"/>
-            <w:r>
-              <w:rPr>
-                <w:rFonts w:asciiTheme="minorHAnsi" w:eastAsia="Times New Roman" w:hAnsiTheme="minorHAnsi" w:cstheme="minorHAnsi"/>
-                <w:color w:val="FFFFFF"/>
-                <w:sz w:val="20"/>
-                <w:szCs w:val="20"/>
-                <w:lang w:val="en-AE" w:eastAsia="en-AE"/>
-              </w:rPr>
-              <w:t>joints_thirdPipe</w:t>
-            </w:r>
-            <w:proofErr w:type="spellEnd"/>
-            <w:r>
-              <w:rPr>
-                <w:rFonts w:asciiTheme="minorHAnsi" w:eastAsia="Times New Roman" w:hAnsiTheme="minorHAnsi" w:cstheme="minorHAnsi"/>
-                <w:color w:val="FFFFFF"/>
-                <w:sz w:val="20"/>
-                <w:szCs w:val="20"/>
-                <w:lang w:val="en-AE" w:eastAsia="en-AE"/>
-              </w:rPr>
-              <w:t>}}</w:t>
+              <w:t>{{joints_thirdPipe}}</w:t>
             </w:r>
           </w:p>
         </w:tc>
@@ -23113,29 +22427,7 @@
                 <w:szCs w:val="20"/>
                 <w:lang w:val="en-AE" w:eastAsia="en-AE"/>
               </w:rPr>
-              <w:t xml:space="preserve">Nom </w:t>
-            </w:r>
-            <w:proofErr w:type="spellStart"/>
-            <w:r>
-              <w:rPr>
-                <w:rFonts w:asciiTheme="minorHAnsi" w:eastAsia="Times New Roman" w:hAnsiTheme="minorHAnsi" w:cstheme="minorHAnsi"/>
-                <w:color w:val="FFFFFF"/>
-                <w:sz w:val="20"/>
-                <w:szCs w:val="20"/>
-                <w:lang w:val="en-AE" w:eastAsia="en-AE"/>
-              </w:rPr>
-              <w:t>Thk</w:t>
-            </w:r>
-            <w:proofErr w:type="spellEnd"/>
-            <w:r>
-              <w:rPr>
-                <w:rFonts w:asciiTheme="minorHAnsi" w:eastAsia="Times New Roman" w:hAnsiTheme="minorHAnsi" w:cstheme="minorHAnsi"/>
-                <w:color w:val="FFFFFF"/>
-                <w:sz w:val="20"/>
-                <w:szCs w:val="20"/>
-                <w:lang w:val="en-AE" w:eastAsia="en-AE"/>
-              </w:rPr>
-              <w:t xml:space="preserve"> (in)</w:t>
+              <w:t>Nom Thk (in)</w:t>
             </w:r>
           </w:p>
         </w:tc>
@@ -23172,29 +22464,7 @@
                 <w:szCs w:val="20"/>
                 <w:lang w:val="en-AE" w:eastAsia="en-AE"/>
               </w:rPr>
-              <w:t xml:space="preserve">Min </w:t>
-            </w:r>
-            <w:proofErr w:type="spellStart"/>
-            <w:r>
-              <w:rPr>
-                <w:rFonts w:asciiTheme="minorHAnsi" w:eastAsia="Times New Roman" w:hAnsiTheme="minorHAnsi" w:cstheme="minorHAnsi"/>
-                <w:color w:val="FFFFFF"/>
-                <w:sz w:val="20"/>
-                <w:szCs w:val="20"/>
-                <w:lang w:val="en-AE" w:eastAsia="en-AE"/>
-              </w:rPr>
-              <w:t>Thk</w:t>
-            </w:r>
-            <w:proofErr w:type="spellEnd"/>
-            <w:r>
-              <w:rPr>
-                <w:rFonts w:asciiTheme="minorHAnsi" w:eastAsia="Times New Roman" w:hAnsiTheme="minorHAnsi" w:cstheme="minorHAnsi"/>
-                <w:color w:val="FFFFFF"/>
-                <w:sz w:val="20"/>
-                <w:szCs w:val="20"/>
-                <w:lang w:val="en-AE" w:eastAsia="en-AE"/>
-              </w:rPr>
-              <w:t xml:space="preserve"> (in)</w:t>
+              <w:t>Min Thk (in)</w:t>
             </w:r>
           </w:p>
         </w:tc>
@@ -23874,29 +23144,7 @@
                 <w:szCs w:val="20"/>
                 <w:lang w:val="en-AE" w:eastAsia="en-AE"/>
               </w:rPr>
-              <w:t>{{</w:t>
-            </w:r>
-            <w:proofErr w:type="spellStart"/>
-            <w:r>
-              <w:rPr>
-                <w:rFonts w:asciiTheme="minorHAnsi" w:eastAsia="Times New Roman" w:hAnsiTheme="minorHAnsi" w:cstheme="minorHAnsi"/>
-                <w:color w:val="FFFFFF"/>
-                <w:sz w:val="20"/>
-                <w:szCs w:val="20"/>
-                <w:lang w:val="en-AE" w:eastAsia="en-AE"/>
-              </w:rPr>
-              <w:t>joints_fourthPipe</w:t>
-            </w:r>
-            <w:proofErr w:type="spellEnd"/>
-            <w:r>
-              <w:rPr>
-                <w:rFonts w:asciiTheme="minorHAnsi" w:eastAsia="Times New Roman" w:hAnsiTheme="minorHAnsi" w:cstheme="minorHAnsi"/>
-                <w:color w:val="FFFFFF"/>
-                <w:sz w:val="20"/>
-                <w:szCs w:val="20"/>
-                <w:lang w:val="en-AE" w:eastAsia="en-AE"/>
-              </w:rPr>
-              <w:t>}}</w:t>
+              <w:t>{{joints_fourthPipe}}</w:t>
             </w:r>
           </w:p>
         </w:tc>
@@ -24044,29 +23292,7 @@
                 <w:szCs w:val="20"/>
                 <w:lang w:val="en-AE" w:eastAsia="en-AE"/>
               </w:rPr>
-              <w:t xml:space="preserve">Nom </w:t>
-            </w:r>
-            <w:proofErr w:type="spellStart"/>
-            <w:r>
-              <w:rPr>
-                <w:rFonts w:asciiTheme="minorHAnsi" w:eastAsia="Times New Roman" w:hAnsiTheme="minorHAnsi" w:cstheme="minorHAnsi"/>
-                <w:color w:val="FFFFFF"/>
-                <w:sz w:val="20"/>
-                <w:szCs w:val="20"/>
-                <w:lang w:val="en-AE" w:eastAsia="en-AE"/>
-              </w:rPr>
-              <w:t>Thk</w:t>
-            </w:r>
-            <w:proofErr w:type="spellEnd"/>
-            <w:r>
-              <w:rPr>
-                <w:rFonts w:asciiTheme="minorHAnsi" w:eastAsia="Times New Roman" w:hAnsiTheme="minorHAnsi" w:cstheme="minorHAnsi"/>
-                <w:color w:val="FFFFFF"/>
-                <w:sz w:val="20"/>
-                <w:szCs w:val="20"/>
-                <w:lang w:val="en-AE" w:eastAsia="en-AE"/>
-              </w:rPr>
-              <w:t xml:space="preserve"> (in)</w:t>
+              <w:t>Nom Thk (in)</w:t>
             </w:r>
           </w:p>
         </w:tc>
@@ -24103,29 +23329,7 @@
                 <w:szCs w:val="20"/>
                 <w:lang w:val="en-AE" w:eastAsia="en-AE"/>
               </w:rPr>
-              <w:t xml:space="preserve">Min </w:t>
-            </w:r>
-            <w:proofErr w:type="spellStart"/>
-            <w:r>
-              <w:rPr>
-                <w:rFonts w:asciiTheme="minorHAnsi" w:eastAsia="Times New Roman" w:hAnsiTheme="minorHAnsi" w:cstheme="minorHAnsi"/>
-                <w:color w:val="FFFFFF"/>
-                <w:sz w:val="20"/>
-                <w:szCs w:val="20"/>
-                <w:lang w:val="en-AE" w:eastAsia="en-AE"/>
-              </w:rPr>
-              <w:t>Thk</w:t>
-            </w:r>
-            <w:proofErr w:type="spellEnd"/>
-            <w:r>
-              <w:rPr>
-                <w:rFonts w:asciiTheme="minorHAnsi" w:eastAsia="Times New Roman" w:hAnsiTheme="minorHAnsi" w:cstheme="minorHAnsi"/>
-                <w:color w:val="FFFFFF"/>
-                <w:sz w:val="20"/>
-                <w:szCs w:val="20"/>
-                <w:lang w:val="en-AE" w:eastAsia="en-AE"/>
-              </w:rPr>
-              <w:t xml:space="preserve"> (in)</w:t>
+              <w:t>Min Thk (in)</w:t>
             </w:r>
           </w:p>
         </w:tc>
@@ -24826,29 +24030,7 @@
                 <w:szCs w:val="20"/>
                 <w:lang w:val="en-AE" w:eastAsia="en-AE"/>
               </w:rPr>
-              <w:t>{{</w:t>
-            </w:r>
-            <w:proofErr w:type="spellStart"/>
-            <w:r>
-              <w:rPr>
-                <w:rFonts w:asciiTheme="minorHAnsi" w:eastAsia="Times New Roman" w:hAnsiTheme="minorHAnsi" w:cstheme="minorHAnsi"/>
-                <w:color w:val="FFFFFF"/>
-                <w:sz w:val="20"/>
-                <w:szCs w:val="20"/>
-                <w:lang w:val="en-AE" w:eastAsia="en-AE"/>
-              </w:rPr>
-              <w:t>joints_fifthPipe</w:t>
-            </w:r>
-            <w:proofErr w:type="spellEnd"/>
-            <w:r>
-              <w:rPr>
-                <w:rFonts w:asciiTheme="minorHAnsi" w:eastAsia="Times New Roman" w:hAnsiTheme="minorHAnsi" w:cstheme="minorHAnsi"/>
-                <w:color w:val="FFFFFF"/>
-                <w:sz w:val="20"/>
-                <w:szCs w:val="20"/>
-                <w:lang w:val="en-AE" w:eastAsia="en-AE"/>
-              </w:rPr>
-              <w:t>}}</w:t>
+              <w:t>{{joints_fifthPipe}}</w:t>
             </w:r>
           </w:p>
         </w:tc>
@@ -24996,29 +24178,7 @@
                 <w:szCs w:val="20"/>
                 <w:lang w:val="en-AE" w:eastAsia="en-AE"/>
               </w:rPr>
-              <w:t xml:space="preserve">Nom </w:t>
-            </w:r>
-            <w:proofErr w:type="spellStart"/>
-            <w:r>
-              <w:rPr>
-                <w:rFonts w:asciiTheme="minorHAnsi" w:eastAsia="Times New Roman" w:hAnsiTheme="minorHAnsi" w:cstheme="minorHAnsi"/>
-                <w:color w:val="FFFFFF"/>
-                <w:sz w:val="20"/>
-                <w:szCs w:val="20"/>
-                <w:lang w:val="en-AE" w:eastAsia="en-AE"/>
-              </w:rPr>
-              <w:t>Thk</w:t>
-            </w:r>
-            <w:proofErr w:type="spellEnd"/>
-            <w:r>
-              <w:rPr>
-                <w:rFonts w:asciiTheme="minorHAnsi" w:eastAsia="Times New Roman" w:hAnsiTheme="minorHAnsi" w:cstheme="minorHAnsi"/>
-                <w:color w:val="FFFFFF"/>
-                <w:sz w:val="20"/>
-                <w:szCs w:val="20"/>
-                <w:lang w:val="en-AE" w:eastAsia="en-AE"/>
-              </w:rPr>
-              <w:t xml:space="preserve"> (in)</w:t>
+              <w:t>Nom Thk (in)</w:t>
             </w:r>
           </w:p>
         </w:tc>
@@ -25055,29 +24215,7 @@
                 <w:szCs w:val="20"/>
                 <w:lang w:val="en-AE" w:eastAsia="en-AE"/>
               </w:rPr>
-              <w:t xml:space="preserve">Min </w:t>
-            </w:r>
-            <w:proofErr w:type="spellStart"/>
-            <w:r>
-              <w:rPr>
-                <w:rFonts w:asciiTheme="minorHAnsi" w:eastAsia="Times New Roman" w:hAnsiTheme="minorHAnsi" w:cstheme="minorHAnsi"/>
-                <w:color w:val="FFFFFF"/>
-                <w:sz w:val="20"/>
-                <w:szCs w:val="20"/>
-                <w:lang w:val="en-AE" w:eastAsia="en-AE"/>
-              </w:rPr>
-              <w:t>Thk</w:t>
-            </w:r>
-            <w:proofErr w:type="spellEnd"/>
-            <w:r>
-              <w:rPr>
-                <w:rFonts w:asciiTheme="minorHAnsi" w:eastAsia="Times New Roman" w:hAnsiTheme="minorHAnsi" w:cstheme="minorHAnsi"/>
-                <w:color w:val="FFFFFF"/>
-                <w:sz w:val="20"/>
-                <w:szCs w:val="20"/>
-                <w:lang w:val="en-AE" w:eastAsia="en-AE"/>
-              </w:rPr>
-              <w:t xml:space="preserve"> (in)</w:t>
+              <w:t>Min Thk (in)</w:t>
             </w:r>
           </w:p>
         </w:tc>
@@ -25649,47 +24787,7 @@
           <w:sz w:val="20"/>
           <w:szCs w:val="20"/>
         </w:rPr>
-        <w:t>1</w:t>
-      </w:r>
-      <w:r>
-        <w:rPr>
-          <w:rFonts w:asciiTheme="minorHAnsi" w:eastAsiaTheme="minorEastAsia" w:hAnsiTheme="minorHAnsi" w:cstheme="minorHAnsi"/>
-          <w:i/>
-          <w:iCs/>
-          <w:sz w:val="20"/>
-          <w:szCs w:val="20"/>
-        </w:rPr>
-        <w:t>8</w:t>
-      </w:r>
-      <w:r>
-        <w:rPr>
-          <w:rFonts w:asciiTheme="minorHAnsi" w:eastAsiaTheme="minorEastAsia" w:hAnsiTheme="minorHAnsi" w:cstheme="minorHAnsi"/>
-          <w:i/>
-          <w:iCs/>
-          <w:sz w:val="20"/>
-          <w:szCs w:val="20"/>
-        </w:rPr>
-        <w:t xml:space="preserve"> </w:t>
-      </w:r>
-      <w:r>
-        <w:rPr>
-          <w:rFonts w:asciiTheme="minorHAnsi" w:eastAsiaTheme="minorEastAsia" w:hAnsiTheme="minorHAnsi" w:cstheme="minorHAnsi"/>
-          <w:i/>
-          <w:iCs/>
-          <w:sz w:val="20"/>
-          <w:szCs w:val="20"/>
-        </w:rPr>
-        <w:t>5</w:t>
-      </w:r>
-      <w:r>
-        <w:rPr>
-          <w:rFonts w:asciiTheme="minorHAnsi" w:eastAsiaTheme="minorEastAsia" w:hAnsiTheme="minorHAnsi" w:cstheme="minorHAnsi"/>
-          <w:i/>
-          <w:iCs/>
-          <w:sz w:val="20"/>
-          <w:szCs w:val="20"/>
-        </w:rPr>
-        <w:t>/8</w:t>
+        <w:t>18 5/8</w:t>
       </w:r>
       <w:r>
         <w:rPr>
@@ -25767,29 +24865,7 @@
                 <w:szCs w:val="20"/>
                 <w:lang w:val="en-AE" w:eastAsia="en-AE"/>
               </w:rPr>
-              <w:t>{{</w:t>
-            </w:r>
-            <w:proofErr w:type="spellStart"/>
-            <w:r>
-              <w:rPr>
-                <w:rFonts w:asciiTheme="minorHAnsi" w:eastAsia="Times New Roman" w:hAnsiTheme="minorHAnsi" w:cstheme="minorHAnsi"/>
-                <w:color w:val="FFFFFF"/>
-                <w:sz w:val="20"/>
-                <w:szCs w:val="20"/>
-                <w:lang w:val="en-AE" w:eastAsia="en-AE"/>
-              </w:rPr>
-              <w:t>joints_sixthPipe</w:t>
-            </w:r>
-            <w:proofErr w:type="spellEnd"/>
-            <w:r>
-              <w:rPr>
-                <w:rFonts w:asciiTheme="minorHAnsi" w:eastAsia="Times New Roman" w:hAnsiTheme="minorHAnsi" w:cstheme="minorHAnsi"/>
-                <w:color w:val="FFFFFF"/>
-                <w:sz w:val="20"/>
-                <w:szCs w:val="20"/>
-                <w:lang w:val="en-AE" w:eastAsia="en-AE"/>
-              </w:rPr>
-              <w:t>}}</w:t>
+              <w:t>{{joints_sixthPipe}}</w:t>
             </w:r>
           </w:p>
         </w:tc>
@@ -25937,29 +25013,7 @@
                 <w:szCs w:val="20"/>
                 <w:lang w:val="en-AE" w:eastAsia="en-AE"/>
               </w:rPr>
-              <w:t xml:space="preserve">Nom </w:t>
-            </w:r>
-            <w:proofErr w:type="spellStart"/>
-            <w:r>
-              <w:rPr>
-                <w:rFonts w:asciiTheme="minorHAnsi" w:eastAsia="Times New Roman" w:hAnsiTheme="minorHAnsi" w:cstheme="minorHAnsi"/>
-                <w:color w:val="FFFFFF"/>
-                <w:sz w:val="20"/>
-                <w:szCs w:val="20"/>
-                <w:lang w:val="en-AE" w:eastAsia="en-AE"/>
-              </w:rPr>
-              <w:t>Thk</w:t>
-            </w:r>
-            <w:proofErr w:type="spellEnd"/>
-            <w:r>
-              <w:rPr>
-                <w:rFonts w:asciiTheme="minorHAnsi" w:eastAsia="Times New Roman" w:hAnsiTheme="minorHAnsi" w:cstheme="minorHAnsi"/>
-                <w:color w:val="FFFFFF"/>
-                <w:sz w:val="20"/>
-                <w:szCs w:val="20"/>
-                <w:lang w:val="en-AE" w:eastAsia="en-AE"/>
-              </w:rPr>
-              <w:t xml:space="preserve"> (in)</w:t>
+              <w:t>Nom Thk (in)</w:t>
             </w:r>
           </w:p>
         </w:tc>
@@ -25996,29 +25050,7 @@
                 <w:szCs w:val="20"/>
                 <w:lang w:val="en-AE" w:eastAsia="en-AE"/>
               </w:rPr>
-              <w:t xml:space="preserve">Min </w:t>
-            </w:r>
-            <w:proofErr w:type="spellStart"/>
-            <w:r>
-              <w:rPr>
-                <w:rFonts w:asciiTheme="minorHAnsi" w:eastAsia="Times New Roman" w:hAnsiTheme="minorHAnsi" w:cstheme="minorHAnsi"/>
-                <w:color w:val="FFFFFF"/>
-                <w:sz w:val="20"/>
-                <w:szCs w:val="20"/>
-                <w:lang w:val="en-AE" w:eastAsia="en-AE"/>
-              </w:rPr>
-              <w:t>Thk</w:t>
-            </w:r>
-            <w:proofErr w:type="spellEnd"/>
-            <w:r>
-              <w:rPr>
-                <w:rFonts w:asciiTheme="minorHAnsi" w:eastAsia="Times New Roman" w:hAnsiTheme="minorHAnsi" w:cstheme="minorHAnsi"/>
-                <w:color w:val="FFFFFF"/>
-                <w:sz w:val="20"/>
-                <w:szCs w:val="20"/>
-                <w:lang w:val="en-AE" w:eastAsia="en-AE"/>
-              </w:rPr>
-              <w:t xml:space="preserve"> (in)</w:t>
+              <w:t>Min Thk (in)</w:t>
             </w:r>
           </w:p>
         </w:tc>
@@ -28536,7 +27568,7 @@
         </w:rPr>
         <w:lastRenderedPageBreak/>
         <w:drawing>
-          <wp:anchor distT="0" distB="0" distL="114300" distR="114300" simplePos="0" relativeHeight="251649536" behindDoc="0" locked="0" layoutInCell="1" allowOverlap="1" wp14:anchorId="084BCEFC" wp14:editId="08F0FB9A">
+          <wp:anchor distT="0" distB="0" distL="114300" distR="114300" simplePos="0" relativeHeight="251649536" behindDoc="0" locked="0" layoutInCell="1" allowOverlap="1" wp14:anchorId="084BCEFC" wp14:editId="6D3A672D">
             <wp:simplePos x="0" y="0"/>
             <wp:positionH relativeFrom="column">
               <wp:posOffset>255270</wp:posOffset>
@@ -28626,23 +27658,7 @@
           <w:b/>
           <w:bCs/>
         </w:rPr>
-        <w:t xml:space="preserve">Quality control guidelines across the main pass </w:t>
-      </w:r>
-      <w:proofErr w:type="gramStart"/>
-      <w:r>
-        <w:rPr>
-          <w:b/>
-          <w:bCs/>
-        </w:rPr>
-        <w:t>is</w:t>
-      </w:r>
-      <w:proofErr w:type="gramEnd"/>
-      <w:r>
-        <w:rPr>
-          <w:b/>
-          <w:bCs/>
-        </w:rPr>
-        <w:t xml:space="preserve"> shown in the figure below. </w:t>
+        <w:t xml:space="preserve">Quality control guidelines across the main pass is shown in the figure below. </w:t>
       </w:r>
     </w:p>
     <w:p>
@@ -28843,15 +27859,7 @@
               <w:jc w:val="center"/>
             </w:pPr>
             <w:r>
-              <w:t>{{</w:t>
-            </w:r>
-            <w:proofErr w:type="spellStart"/>
-            <w:r>
-              <w:t>ts</w:t>
-            </w:r>
-            <w:proofErr w:type="spellEnd"/>
-            <w:r>
-              <w:t>}}</w:t>
+              <w:t>{{ts}}</w:t>
             </w:r>
           </w:p>
         </w:tc>
@@ -36764,16 +35772,6 @@
 </file>
 
 <file path=customXml/item2.xml><?xml version="1.0" encoding="utf-8"?>
-<b:Sources xmlns:b="http://schemas.openxmlformats.org/officeDocument/2006/bibliography" xmlns="http://schemas.openxmlformats.org/officeDocument/2006/bibliography" SelectedStyle="\APASixthEditionOfficeOnline.xsl" StyleName="APA" Version="6"/>
-</file>
-
-<file path=customXml/item3.xml><?xml version="1.0" encoding="utf-8"?>
-<p:properties xmlns:p="http://schemas.microsoft.com/office/2006/metadata/properties" xmlns:xsi="http://www.w3.org/2001/XMLSchema-instance" xmlns:pc="http://schemas.microsoft.com/office/infopath/2007/PartnerControls">
-  <documentManagement/>
-</p:properties>
-</file>
-
-<file path=customXml/item4.xml><?xml version="1.0" encoding="utf-8"?>
 <ct:contentTypeSchema xmlns:ct="http://schemas.microsoft.com/office/2006/metadata/contentType" xmlns:ma="http://schemas.microsoft.com/office/2006/metadata/properties/metaAttributes" ct:_="" ma:_="" ma:contentTypeName="Document" ma:contentTypeID="0x0101007BECBE631466E146A5A60A7FBFAB5446" ma:contentTypeVersion="8" ma:contentTypeDescription="Create a new document." ma:contentTypeScope="" ma:versionID="0f5e4eafd5d92c80c155f2206804de7f">
   <xsd:schema xmlns:xsd="http://www.w3.org/2001/XMLSchema" xmlns:xs="http://www.w3.org/2001/XMLSchema" xmlns:p="http://schemas.microsoft.com/office/2006/metadata/properties" xmlns:ns2="eb10c264-7177-4f90-96c4-984f47b9cc69" targetNamespace="http://schemas.microsoft.com/office/2006/metadata/properties" ma:root="true" ma:fieldsID="244178858aeb020dd8df612c45093a22" ns2:_="">
     <xsd:import namespace="eb10c264-7177-4f90-96c4-984f47b9cc69"/>
@@ -36945,6 +35943,16 @@
 </ct:contentTypeSchema>
 </file>
 
+<file path=customXml/item3.xml><?xml version="1.0" encoding="utf-8"?>
+<p:properties xmlns:p="http://schemas.microsoft.com/office/2006/metadata/properties" xmlns:xsi="http://www.w3.org/2001/XMLSchema-instance" xmlns:pc="http://schemas.microsoft.com/office/infopath/2007/PartnerControls">
+  <documentManagement/>
+</p:properties>
+</file>
+
+<file path=customXml/item4.xml><?xml version="1.0" encoding="utf-8"?>
+<b:Sources xmlns:b="http://schemas.openxmlformats.org/officeDocument/2006/bibliography" xmlns="http://schemas.openxmlformats.org/officeDocument/2006/bibliography" SelectedStyle="\APASixthEditionOfficeOnline.xsl" StyleName="APA" Version="6"/>
+</file>
+
 <file path=customXml/itemProps1.xml><?xml version="1.0" encoding="utf-8"?>
 <ds:datastoreItem xmlns:ds="http://schemas.openxmlformats.org/officeDocument/2006/customXml" ds:itemID="{79696F61-4EFA-4208-9DA2-098D4828C9DB}">
   <ds:schemaRefs>
@@ -36954,23 +35962,6 @@
 </file>
 
 <file path=customXml/itemProps2.xml><?xml version="1.0" encoding="utf-8"?>
-<ds:datastoreItem xmlns:ds="http://schemas.openxmlformats.org/officeDocument/2006/customXml" ds:itemID="{2F984F2C-3394-4807-BB5C-769B95DB81F6}">
-  <ds:schemaRefs>
-    <ds:schemaRef ds:uri="http://schemas.openxmlformats.org/officeDocument/2006/bibliography"/>
-  </ds:schemaRefs>
-</ds:datastoreItem>
-</file>
-
-<file path=customXml/itemProps3.xml><?xml version="1.0" encoding="utf-8"?>
-<ds:datastoreItem xmlns:ds="http://schemas.openxmlformats.org/officeDocument/2006/customXml" ds:itemID="{74A46DB4-35AB-4E89-AE84-AAE4879E018C}">
-  <ds:schemaRefs>
-    <ds:schemaRef ds:uri="http://schemas.microsoft.com/office/2006/metadata/properties"/>
-    <ds:schemaRef ds:uri="http://schemas.microsoft.com/office/infopath/2007/PartnerControls"/>
-  </ds:schemaRefs>
-</ds:datastoreItem>
-</file>
-
-<file path=customXml/itemProps4.xml><?xml version="1.0" encoding="utf-8"?>
 <ds:datastoreItem xmlns:ds="http://schemas.openxmlformats.org/officeDocument/2006/customXml" ds:itemID="{2E26228A-8175-49C1-B0E8-F5B0407DC3F6}">
   <ds:schemaRefs>
     <ds:schemaRef ds:uri="http://schemas.microsoft.com/office/2006/metadata/contentType"/>
@@ -36986,4 +35977,21 @@
     <ds:schemaRef ds:uri="http://schemas.microsoft.com/internal/obd"/>
   </ds:schemaRefs>
 </ds:datastoreItem>
+</file>
+
+<file path=customXml/itemProps3.xml><?xml version="1.0" encoding="utf-8"?>
+<ds:datastoreItem xmlns:ds="http://schemas.openxmlformats.org/officeDocument/2006/customXml" ds:itemID="{74A46DB4-35AB-4E89-AE84-AAE4879E018C}">
+  <ds:schemaRefs>
+    <ds:schemaRef ds:uri="http://schemas.microsoft.com/office/2006/metadata/properties"/>
+    <ds:schemaRef ds:uri="http://schemas.microsoft.com/office/infopath/2007/PartnerControls"/>
+  </ds:schemaRefs>
+</ds:datastoreItem>
+</file>
+
+<file path=customXml/itemProps4.xml><?xml version="1.0" encoding="utf-8"?>
+<ds:datastoreItem xmlns:ds="http://schemas.openxmlformats.org/officeDocument/2006/customXml" ds:itemID="{2F984F2C-3394-4807-BB5C-769B95DB81F6}">
+  <ds:schemaRefs>
+    <ds:schemaRef ds:uri="http://schemas.openxmlformats.org/officeDocument/2006/bibliography"/>
+  </ds:schemaRefs>
+</ds:datastoreItem>
 </file>
--- a/well_tools_1/webapp/data/templates/sample_7_4p5-4p5-7-9-13-18.docx
+++ b/well_tools_1/webapp/data/templates/sample_7_4p5-4p5-7-9-13-18.docx
@@ -1165,9 +1165,9 @@
       </w:sdtContent>
     </w:sdt>
     <w:bookmarkStart w:id="3" w:name="_Hlk207958089" w:displacedByCustomXml="next"/>
-    <w:bookmarkStart w:id="4" w:name="_Toc23528006" w:displacedByCustomXml="next"/>
+    <w:bookmarkStart w:id="4" w:name="_Toc436141478" w:displacedByCustomXml="next"/>
     <w:bookmarkStart w:id="5" w:name="_Toc5016962" w:displacedByCustomXml="next"/>
-    <w:bookmarkStart w:id="6" w:name="_Toc436141478" w:displacedByCustomXml="next"/>
+    <w:bookmarkStart w:id="6" w:name="_Toc23528006" w:displacedByCustomXml="next"/>
     <w:sdt>
       <w:sdtPr>
         <w:rPr>
@@ -2856,9 +2856,9 @@
                             <w:r>
                               <w:rPr>
                                 <w:sz w:val="16"/>
-                                <w:lang w:val="en-GB"/>
+                                <w:lang w:val="en-AE"/>
                               </w:rPr>
-                              <w:t>Weatherford</w:t>
+                              <w:t>{{COMPNAME}}</w:t>
                             </w:r>
                             <w:r>
                               <w:rPr>
@@ -2965,46 +2965,14 @@
                           <w:sz w:val="16"/>
                           <w:lang w:val="en-GB"/>
                         </w:rPr>
-                        <w:t xml:space="preserve">This report was prepared by </w:t>
-                      </w:r>
-                      <w:proofErr w:type="spellStart"/>
-                      <w:r>
-                        <w:rPr>
-                          <w:sz w:val="16"/>
-                          <w:lang w:val="en-GB"/>
-                        </w:rPr>
-                        <w:t>GOWell</w:t>
-                      </w:r>
-                      <w:proofErr w:type="spellEnd"/>
-                      <w:r>
-                        <w:rPr>
-                          <w:sz w:val="16"/>
-                          <w:lang w:val="en-GB"/>
-                        </w:rPr>
-                        <w:t xml:space="preserve"> Energy Solutions Inc. or by its affiliates or subsidiaries (“</w:t>
-                      </w:r>
-                      <w:proofErr w:type="spellStart"/>
-                      <w:r>
-                        <w:rPr>
-                          <w:sz w:val="16"/>
-                          <w:lang w:val="en-GB"/>
-                        </w:rPr>
-                        <w:t>GOWell</w:t>
-                      </w:r>
-                      <w:proofErr w:type="spellEnd"/>
-                      <w:r>
-                        <w:rPr>
-                          <w:sz w:val="16"/>
-                          <w:lang w:val="en-GB"/>
-                        </w:rPr>
-                        <w:t xml:space="preserve">”) at the request of </w:t>
+                        <w:t xml:space="preserve">This report was prepared by GOWell Energy Solutions Inc. or by its affiliates or subsidiaries (“GOWell”) at the request of </w:t>
                       </w:r>
                       <w:r>
                         <w:rPr>
                           <w:sz w:val="16"/>
-                          <w:lang w:val="en-GB"/>
+                          <w:lang w:val="en-AE"/>
                         </w:rPr>
-                        <w:t>Weatherford</w:t>
+                        <w:t>{{COMPNAME}}</w:t>
                       </w:r>
                       <w:r>
                         <w:rPr>
@@ -3026,23 +2994,7 @@
                           <w:sz w:val="16"/>
                           <w:lang w:val="en-GB"/>
                         </w:rPr>
-                        <w:t xml:space="preserve">This report is </w:t>
-                      </w:r>
-                      <w:proofErr w:type="spellStart"/>
-                      <w:r>
-                        <w:rPr>
-                          <w:sz w:val="16"/>
-                          <w:lang w:val="en-GB"/>
-                        </w:rPr>
-                        <w:t>GOWell’s</w:t>
-                      </w:r>
-                      <w:proofErr w:type="spellEnd"/>
-                      <w:r>
-                        <w:rPr>
-                          <w:sz w:val="16"/>
-                          <w:lang w:val="en-GB"/>
-                        </w:rPr>
-                        <w:t xml:space="preserve"> interpretation of the information provided by You and the interpretation, analysis, recommendations, advise and conclusions contained in the report are opinions based on inferences from measurements, empirical relationships, assumptions and industry practice (the “Interpretations and/or Recommendations”), which inferences, assumptions and practices are not infallible, and with respect to which professional geologists, engineers, drilling consultants, and analysts may differ and there may be a number of possible interpretations and conclusions.</w:t>
+                        <w:t>This report is GOWell’s interpretation of the information provided by You and the interpretation, analysis, recommendations, advise and conclusions contained in the report are opinions based on inferences from measurements, empirical relationships, assumptions and industry practice (the “Interpretations and/or Recommendations”), which inferences, assumptions and practices are not infallible, and with respect to which professional geologists, engineers, drilling consultants, and analysts may differ and there may be a number of possible interpretations and conclusions.</w:t>
                       </w:r>
                     </w:p>
                     <w:p>
@@ -3057,23 +3009,7 @@
                           <w:sz w:val="16"/>
                           <w:lang w:val="en-CA"/>
                         </w:rPr>
-                        <w:t xml:space="preserve">Accordingly, </w:t>
-                      </w:r>
-                      <w:proofErr w:type="spellStart"/>
-                      <w:r>
-                        <w:rPr>
-                          <w:sz w:val="16"/>
-                          <w:lang w:val="en-CA"/>
-                        </w:rPr>
-                        <w:t>GOWell</w:t>
-                      </w:r>
-                      <w:proofErr w:type="spellEnd"/>
-                      <w:r>
-                        <w:rPr>
-                          <w:sz w:val="16"/>
-                          <w:lang w:val="en-CA"/>
-                        </w:rPr>
-                        <w:t xml:space="preserve"> does not warrant the accuracy, correctness, or completeness of any such Interpretations and/or Recommendations, or that Your reliance or any third party’s reliance on such Interpretations and/or Recommendations will accomplish any particular results. YOU ASSUME FULL RESPONSIBILITY FOR THE USE OF SUCH INTERPRETATIONS AND/OR RECOMMENDATIONS AND FOR ALL DECISIONS BASED THEREON (INCLUDING WITHOUT LIMITATION DECISIONS BASED ON ANY OIL AND GAS EVALUATIONS, PRODUCTION FORECASTS AND RESERVE ESTIMATES, FURNISHED BY GOWELL TO YOU HEREUNDER), AND YOU HEREBY AGREES TO RELEASE, DEFEND, INDEMNIFY AND HOLD HARMLESS GOWELL FROM ANY CLAIMS ARISING OUT OF THE USE OF SUCH INTERPRETATIONS AND/OR RECOMMENDATIONS.</w:t>
+                        <w:t>Accordingly, GOWell does not warrant the accuracy, correctness, or completeness of any such Interpretations and/or Recommendations, or that Your reliance or any third party’s reliance on such Interpretations and/or Recommendations will accomplish any particular results. YOU ASSUME FULL RESPONSIBILITY FOR THE USE OF SUCH INTERPRETATIONS AND/OR RECOMMENDATIONS AND FOR ALL DECISIONS BASED THEREON (INCLUDING WITHOUT LIMITATION DECISIONS BASED ON ANY OIL AND GAS EVALUATIONS, PRODUCTION FORECASTS AND RESERVE ESTIMATES, FURNISHED BY GOWELL TO YOU HEREUNDER), AND YOU HEREBY AGREES TO RELEASE, DEFEND, INDEMNIFY AND HOLD HARMLESS GOWELL FROM ANY CLAIMS ARISING OUT OF THE USE OF SUCH INTERPRETATIONS AND/OR RECOMMENDATIONS.</w:t>
                       </w:r>
                     </w:p>
                     <w:p>
@@ -4056,7 +3992,7 @@
                 <w:sz w:val="20"/>
                 <w:szCs w:val="20"/>
               </w:rPr>
-              <w:t>Pipe OD</w:t>
+              <w:t>{{SUMMARY}} Pipe OD</w:t>
             </w:r>
           </w:p>
         </w:tc>
@@ -27568,7 +27504,7 @@
         </w:rPr>
         <w:lastRenderedPageBreak/>
         <w:drawing>
-          <wp:anchor distT="0" distB="0" distL="114300" distR="114300" simplePos="0" relativeHeight="251649536" behindDoc="0" locked="0" layoutInCell="1" allowOverlap="1" wp14:anchorId="084BCEFC" wp14:editId="6D3A672D">
+          <wp:anchor distT="0" distB="0" distL="114300" distR="114300" simplePos="0" relativeHeight="251649536" behindDoc="0" locked="0" layoutInCell="1" allowOverlap="1" wp14:anchorId="084BCEFC" wp14:editId="02396FFF">
             <wp:simplePos x="0" y="0"/>
             <wp:positionH relativeFrom="column">
               <wp:posOffset>255270</wp:posOffset>
@@ -28005,7 +27941,7 @@
             <w:rPr>
               <w:lang w:val="en-AE"/>
             </w:rPr>
-            <w:t>Weatherford</w:t>
+            <w:t>{{COMPNAME}}</w:t>
           </w:r>
         </w:p>
       </w:tc>
@@ -28108,7 +28044,7 @@
             <w:rPr>
               <w:lang w:val="en-AE"/>
             </w:rPr>
-            <w:t>Weatherford</w:t>
+            <w:t>{{COMPNAME}}</w:t>
           </w:r>
         </w:p>
       </w:tc>
@@ -28251,7 +28187,7 @@
         <w:noProof/>
       </w:rPr>
       <w:drawing>
-        <wp:anchor distT="0" distB="0" distL="114300" distR="114300" simplePos="0" relativeHeight="251675136" behindDoc="0" locked="0" layoutInCell="1" allowOverlap="1" wp14:anchorId="35957A83" wp14:editId="67B3CA70">
+        <wp:anchor distT="0" distB="0" distL="114300" distR="114300" simplePos="0" relativeHeight="251675136" behindDoc="0" locked="0" layoutInCell="1" allowOverlap="1" wp14:anchorId="35957A83" wp14:editId="5A19C90D">
           <wp:simplePos x="0" y="0"/>
           <wp:positionH relativeFrom="column">
             <wp:posOffset>-495300</wp:posOffset>
@@ -28262,7 +28198,7 @@
           <wp:extent cx="1224895" cy="542925"/>
           <wp:effectExtent l="0" t="0" r="0" b="0"/>
           <wp:wrapNone/>
-          <wp:docPr id="1716236988" name="Picture 1716236988"/>
+          <wp:docPr id="1716236988" name="Picture 1716236988" descr="{{COMP}}"/>
           <wp:cNvGraphicFramePr>
             <a:graphicFrameLocks xmlns:a="http://schemas.openxmlformats.org/drawingml/2006/main" noChangeAspect="1"/>
           </wp:cNvGraphicFramePr>
@@ -28270,7 +28206,7 @@
             <a:graphicData uri="http://schemas.openxmlformats.org/drawingml/2006/picture">
               <pic:pic xmlns:pic="http://schemas.openxmlformats.org/drawingml/2006/picture">
                 <pic:nvPicPr>
-                  <pic:cNvPr id="1716236988" name="Picture 1716236988"/>
+                  <pic:cNvPr id="1716236988" name="Picture 1716236988" descr="{{COMP}}"/>
                   <pic:cNvPicPr/>
                 </pic:nvPicPr>
                 <pic:blipFill>
@@ -28506,7 +28442,7 @@
         <w:noProof/>
       </w:rPr>
       <w:drawing>
-        <wp:anchor distT="0" distB="0" distL="114300" distR="114300" simplePos="0" relativeHeight="251676160" behindDoc="0" locked="0" layoutInCell="1" allowOverlap="1" wp14:anchorId="652836A8" wp14:editId="4E5C7723">
+        <wp:anchor distT="0" distB="0" distL="114300" distR="114300" simplePos="0" relativeHeight="251676160" behindDoc="0" locked="0" layoutInCell="1" allowOverlap="1" wp14:anchorId="652836A8" wp14:editId="3A4F4110">
           <wp:simplePos x="0" y="0"/>
           <wp:positionH relativeFrom="column">
             <wp:posOffset>-495300</wp:posOffset>
@@ -28517,7 +28453,7 @@
           <wp:extent cx="1246382" cy="552450"/>
           <wp:effectExtent l="0" t="0" r="0" b="0"/>
           <wp:wrapNone/>
-          <wp:docPr id="2139573877" name="Picture 2139573877"/>
+          <wp:docPr id="2139573877" name="Picture 2139573877" descr="{{COMP}}"/>
           <wp:cNvGraphicFramePr>
             <a:graphicFrameLocks xmlns:a="http://schemas.openxmlformats.org/drawingml/2006/main" noChangeAspect="1"/>
           </wp:cNvGraphicFramePr>
@@ -28525,7 +28461,7 @@
             <a:graphicData uri="http://schemas.openxmlformats.org/drawingml/2006/picture">
               <pic:pic xmlns:pic="http://schemas.openxmlformats.org/drawingml/2006/picture">
                 <pic:nvPicPr>
-                  <pic:cNvPr id="2139573877" name="Picture 2139573877"/>
+                  <pic:cNvPr id="2139573877" name="Picture 2139573877" descr="{{COMP}}"/>
                   <pic:cNvPicPr/>
                 </pic:nvPicPr>
                 <pic:blipFill>
@@ -31549,7 +31485,6 @@
   <w:style w:type="character" w:default="1" w:styleId="DefaultParagraphFont">
     <w:name w:val="Default Paragraph Font"/>
     <w:uiPriority w:val="1"/>
-    <w:semiHidden/>
     <w:unhideWhenUsed/>
   </w:style>
   <w:style w:type="table" w:default="1" w:styleId="TableNormal">
@@ -35772,6 +35707,16 @@
 </file>
 
 <file path=customXml/item2.xml><?xml version="1.0" encoding="utf-8"?>
+<b:Sources xmlns:b="http://schemas.openxmlformats.org/officeDocument/2006/bibliography" xmlns="http://schemas.openxmlformats.org/officeDocument/2006/bibliography" SelectedStyle="\APASixthEditionOfficeOnline.xsl" StyleName="APA" Version="6"/>
+</file>
+
+<file path=customXml/item3.xml><?xml version="1.0" encoding="utf-8"?>
+<p:properties xmlns:p="http://schemas.microsoft.com/office/2006/metadata/properties" xmlns:xsi="http://www.w3.org/2001/XMLSchema-instance" xmlns:pc="http://schemas.microsoft.com/office/infopath/2007/PartnerControls">
+  <documentManagement/>
+</p:properties>
+</file>
+
+<file path=customXml/item4.xml><?xml version="1.0" encoding="utf-8"?>
 <ct:contentTypeSchema xmlns:ct="http://schemas.microsoft.com/office/2006/metadata/contentType" xmlns:ma="http://schemas.microsoft.com/office/2006/metadata/properties/metaAttributes" ct:_="" ma:_="" ma:contentTypeName="Document" ma:contentTypeID="0x0101007BECBE631466E146A5A60A7FBFAB5446" ma:contentTypeVersion="8" ma:contentTypeDescription="Create a new document." ma:contentTypeScope="" ma:versionID="0f5e4eafd5d92c80c155f2206804de7f">
   <xsd:schema xmlns:xsd="http://www.w3.org/2001/XMLSchema" xmlns:xs="http://www.w3.org/2001/XMLSchema" xmlns:p="http://schemas.microsoft.com/office/2006/metadata/properties" xmlns:ns2="eb10c264-7177-4f90-96c4-984f47b9cc69" targetNamespace="http://schemas.microsoft.com/office/2006/metadata/properties" ma:root="true" ma:fieldsID="244178858aeb020dd8df612c45093a22" ns2:_="">
     <xsd:import namespace="eb10c264-7177-4f90-96c4-984f47b9cc69"/>
@@ -35943,16 +35888,6 @@
 </ct:contentTypeSchema>
 </file>
 
-<file path=customXml/item3.xml><?xml version="1.0" encoding="utf-8"?>
-<p:properties xmlns:p="http://schemas.microsoft.com/office/2006/metadata/properties" xmlns:xsi="http://www.w3.org/2001/XMLSchema-instance" xmlns:pc="http://schemas.microsoft.com/office/infopath/2007/PartnerControls">
-  <documentManagement/>
-</p:properties>
-</file>
-
-<file path=customXml/item4.xml><?xml version="1.0" encoding="utf-8"?>
-<b:Sources xmlns:b="http://schemas.openxmlformats.org/officeDocument/2006/bibliography" xmlns="http://schemas.openxmlformats.org/officeDocument/2006/bibliography" SelectedStyle="\APASixthEditionOfficeOnline.xsl" StyleName="APA" Version="6"/>
-</file>
-
 <file path=customXml/itemProps1.xml><?xml version="1.0" encoding="utf-8"?>
 <ds:datastoreItem xmlns:ds="http://schemas.openxmlformats.org/officeDocument/2006/customXml" ds:itemID="{79696F61-4EFA-4208-9DA2-098D4828C9DB}">
   <ds:schemaRefs>
@@ -35962,6 +35897,23 @@
 </file>
 
 <file path=customXml/itemProps2.xml><?xml version="1.0" encoding="utf-8"?>
+<ds:datastoreItem xmlns:ds="http://schemas.openxmlformats.org/officeDocument/2006/customXml" ds:itemID="{2F984F2C-3394-4807-BB5C-769B95DB81F6}">
+  <ds:schemaRefs>
+    <ds:schemaRef ds:uri="http://schemas.openxmlformats.org/officeDocument/2006/bibliography"/>
+  </ds:schemaRefs>
+</ds:datastoreItem>
+</file>
+
+<file path=customXml/itemProps3.xml><?xml version="1.0" encoding="utf-8"?>
+<ds:datastoreItem xmlns:ds="http://schemas.openxmlformats.org/officeDocument/2006/customXml" ds:itemID="{74A46DB4-35AB-4E89-AE84-AAE4879E018C}">
+  <ds:schemaRefs>
+    <ds:schemaRef ds:uri="http://schemas.microsoft.com/office/2006/metadata/properties"/>
+    <ds:schemaRef ds:uri="http://schemas.microsoft.com/office/infopath/2007/PartnerControls"/>
+  </ds:schemaRefs>
+</ds:datastoreItem>
+</file>
+
+<file path=customXml/itemProps4.xml><?xml version="1.0" encoding="utf-8"?>
 <ds:datastoreItem xmlns:ds="http://schemas.openxmlformats.org/officeDocument/2006/customXml" ds:itemID="{2E26228A-8175-49C1-B0E8-F5B0407DC3F6}">
   <ds:schemaRefs>
     <ds:schemaRef ds:uri="http://schemas.microsoft.com/office/2006/metadata/contentType"/>
@@ -35977,21 +35929,4 @@
     <ds:schemaRef ds:uri="http://schemas.microsoft.com/internal/obd"/>
   </ds:schemaRefs>
 </ds:datastoreItem>
-</file>
-
-<file path=customXml/itemProps3.xml><?xml version="1.0" encoding="utf-8"?>
-<ds:datastoreItem xmlns:ds="http://schemas.openxmlformats.org/officeDocument/2006/customXml" ds:itemID="{74A46DB4-35AB-4E89-AE84-AAE4879E018C}">
-  <ds:schemaRefs>
-    <ds:schemaRef ds:uri="http://schemas.microsoft.com/office/2006/metadata/properties"/>
-    <ds:schemaRef ds:uri="http://schemas.microsoft.com/office/infopath/2007/PartnerControls"/>
-  </ds:schemaRefs>
-</ds:datastoreItem>
-</file>
-
-<file path=customXml/itemProps4.xml><?xml version="1.0" encoding="utf-8"?>
-<ds:datastoreItem xmlns:ds="http://schemas.openxmlformats.org/officeDocument/2006/customXml" ds:itemID="{2F984F2C-3394-4807-BB5C-769B95DB81F6}">
-  <ds:schemaRefs>
-    <ds:schemaRef ds:uri="http://schemas.openxmlformats.org/officeDocument/2006/bibliography"/>
-  </ds:schemaRefs>
-</ds:datastoreItem>
 </file>
--- a/well_tools_1/webapp/data/templates/sample_7_4p5-4p5-7-9-13-18.docx
+++ b/well_tools_1/webapp/data/templates/sample_7_4p5-4p5-7-9-13-18.docx
@@ -268,7 +268,7 @@
                                           <w:sz w:val="28"/>
                                           <w:szCs w:val="28"/>
                                         </w:rPr>
-                                        <w:t>HRDH_1702_1</w:t>
+                                        <w:t>{{well_name}}</w:t>
                                       </w:r>
                                     </w:p>
                                   </w:tc>
@@ -454,42 +454,12 @@
                                           <w:szCs w:val="28"/>
                                         </w:rPr>
                                       </w:pPr>
-                                      <w:bookmarkStart w:id="0" w:name="_Hlk197739381"/>
                                       <w:r>
                                         <w:rPr>
                                           <w:sz w:val="28"/>
                                           <w:szCs w:val="28"/>
                                         </w:rPr>
-                                        <w:t>15</w:t>
-                                      </w:r>
-                                      <w:r>
-                                        <w:rPr>
-                                          <w:sz w:val="28"/>
-                                          <w:szCs w:val="28"/>
-                                        </w:rPr>
-                                        <w:t>-</w:t>
-                                      </w:r>
-                                      <w:r>
-                                        <w:rPr>
-                                          <w:sz w:val="28"/>
-                                          <w:szCs w:val="28"/>
-                                        </w:rPr>
-                                        <w:t>May</w:t>
-                                      </w:r>
-                                      <w:r>
-                                        <w:rPr>
-                                          <w:sz w:val="28"/>
-                                          <w:szCs w:val="28"/>
-                                        </w:rPr>
-                                        <w:t>-202</w:t>
-                                      </w:r>
-                                      <w:bookmarkEnd w:id="0"/>
-                                      <w:r>
-                                        <w:rPr>
-                                          <w:sz w:val="28"/>
-                                          <w:szCs w:val="28"/>
-                                        </w:rPr>
-                                        <w:t>6</w:t>
+                                        <w:t>{{log_date}}</w:t>
                                       </w:r>
                                     </w:p>
                                   </w:tc>
@@ -800,7 +770,7 @@
                                     <w:sz w:val="28"/>
                                     <w:szCs w:val="28"/>
                                   </w:rPr>
-                                  <w:t>HRDH_1702_1</w:t>
+                                  <w:t>{{well_name}}</w:t>
                                 </w:r>
                               </w:p>
                             </w:tc>
@@ -986,42 +956,12 @@
                                     <w:szCs w:val="28"/>
                                   </w:rPr>
                                 </w:pPr>
-                                <w:bookmarkStart w:id="1" w:name="_Hlk197739381"/>
                                 <w:r>
                                   <w:rPr>
                                     <w:sz w:val="28"/>
                                     <w:szCs w:val="28"/>
                                   </w:rPr>
-                                  <w:t>15</w:t>
-                                </w:r>
-                                <w:r>
-                                  <w:rPr>
-                                    <w:sz w:val="28"/>
-                                    <w:szCs w:val="28"/>
-                                  </w:rPr>
-                                  <w:t>-</w:t>
-                                </w:r>
-                                <w:r>
-                                  <w:rPr>
-                                    <w:sz w:val="28"/>
-                                    <w:szCs w:val="28"/>
-                                  </w:rPr>
-                                  <w:t>May</w:t>
-                                </w:r>
-                                <w:r>
-                                  <w:rPr>
-                                    <w:sz w:val="28"/>
-                                    <w:szCs w:val="28"/>
-                                  </w:rPr>
-                                  <w:t>-202</w:t>
-                                </w:r>
-                                <w:bookmarkEnd w:id="1"/>
-                                <w:r>
-                                  <w:rPr>
-                                    <w:sz w:val="28"/>
-                                    <w:szCs w:val="28"/>
-                                  </w:rPr>
-                                  <w:t>6</w:t>
+                                  <w:t>{{log_date}}</w:t>
                                 </w:r>
                               </w:p>
                             </w:tc>
@@ -1164,10 +1104,10 @@
         </w:p>
       </w:sdtContent>
     </w:sdt>
-    <w:bookmarkStart w:id="3" w:name="_Hlk207958089" w:displacedByCustomXml="next"/>
+    <w:bookmarkStart w:id="1" w:name="_Hlk207958089" w:displacedByCustomXml="next"/>
+    <w:bookmarkStart w:id="2" w:name="_Toc23528006" w:displacedByCustomXml="next"/>
+    <w:bookmarkStart w:id="3" w:name="_Toc5016962" w:displacedByCustomXml="next"/>
     <w:bookmarkStart w:id="4" w:name="_Toc436141478" w:displacedByCustomXml="next"/>
-    <w:bookmarkStart w:id="5" w:name="_Toc5016962" w:displacedByCustomXml="next"/>
-    <w:bookmarkStart w:id="6" w:name="_Toc23528006" w:displacedByCustomXml="next"/>
     <w:sdt>
       <w:sdtPr>
         <w:rPr>
@@ -2651,7 +2591,7 @@
         </w:p>
       </w:sdtContent>
     </w:sdt>
-    <w:bookmarkEnd w:id="3" w:displacedByCustomXml="prev"/>
+    <w:bookmarkEnd w:id="1" w:displacedByCustomXml="prev"/>
     <w:p>
       <w:pPr>
         <w:spacing w:before="0" w:after="200"/>
@@ -2676,8 +2616,8 @@
           <w:szCs w:val="32"/>
         </w:rPr>
       </w:pPr>
-      <w:bookmarkStart w:id="7" w:name="_Toc23527977"/>
-      <w:bookmarkStart w:id="8" w:name="_Toc24971660"/>
+      <w:bookmarkStart w:id="5" w:name="_Toc23527977"/>
+      <w:bookmarkStart w:id="6" w:name="_Toc24971660"/>
     </w:p>
     <w:p>
       <w:pPr>
@@ -3072,8 +3012,8 @@
             <w:pPr>
               <w:jc w:val="center"/>
             </w:pPr>
-            <w:bookmarkStart w:id="9" w:name="_Toc230535082"/>
-            <w:bookmarkStart w:id="10" w:name="_Toc230601022"/>
+            <w:bookmarkStart w:id="7" w:name="_Toc230535082"/>
+            <w:bookmarkStart w:id="8" w:name="_Toc230601022"/>
             <w:r>
               <w:rPr>
                 <w:b/>
@@ -3115,21 +3055,21 @@
           <w:color w:val="000000" w:themeColor="text1"/>
         </w:rPr>
       </w:pPr>
-      <w:bookmarkStart w:id="11" w:name="_Toc230601023"/>
-      <w:bookmarkEnd w:id="9"/>
-      <w:bookmarkEnd w:id="10"/>
-      <w:r>
-        <w:rPr>
-          <w:color w:val="000000" w:themeColor="text1"/>
-        </w:rPr>
-        <w:t>Objectives</w:t>
-      </w:r>
-      <w:bookmarkStart w:id="12" w:name="_Hlk207958117"/>
+      <w:bookmarkStart w:id="9" w:name="_Toc230601023"/>
       <w:bookmarkEnd w:id="7"/>
       <w:bookmarkEnd w:id="8"/>
-      <w:bookmarkEnd w:id="11"/>
+      <w:r>
+        <w:rPr>
+          <w:color w:val="000000" w:themeColor="text1"/>
+        </w:rPr>
+        <w:t>Objectives</w:t>
+      </w:r>
+      <w:bookmarkStart w:id="10" w:name="_Hlk207958117"/>
+      <w:bookmarkEnd w:id="5"/>
+      <w:bookmarkEnd w:id="6"/>
+      <w:bookmarkEnd w:id="9"/>
     </w:p>
-    <w:bookmarkEnd w:id="12"/>
+    <w:bookmarkEnd w:id="10"/>
     <w:p>
       <w:pPr>
         <w:numPr>
@@ -3172,7 +3112,7 @@
           <w:bCs/>
           <w:lang w:val="en-GB"/>
         </w:rPr>
-        <w:t>HRDH</w:t>
+        <w:t>{{well_name}}</w:t>
       </w:r>
       <w:r>
         <w:rPr>
@@ -3180,31 +3120,7 @@
           <w:bCs/>
           <w:lang w:val="en-GB"/>
         </w:rPr>
-        <w:t>_</w:t>
-      </w:r>
-      <w:r>
-        <w:rPr>
-          <w:b/>
-          <w:bCs/>
-          <w:lang w:val="en-GB"/>
-        </w:rPr>
-        <w:t>1702</w:t>
-      </w:r>
-      <w:r>
-        <w:rPr>
-          <w:b/>
-          <w:bCs/>
-          <w:lang w:val="en-GB"/>
-        </w:rPr>
-        <w:t>_</w:t>
-      </w:r>
-      <w:r>
-        <w:rPr>
-          <w:b/>
-          <w:bCs/>
-          <w:lang w:val="en-GB"/>
-        </w:rPr>
-        <w:t xml:space="preserve">1 </w:t>
+        <w:t xml:space="preserve"> </w:t>
       </w:r>
       <w:r>
         <w:rPr>
@@ -3379,7 +3295,7 @@
         </w:rPr>
         <w:t>strings,</w:t>
       </w:r>
-      <w:bookmarkStart w:id="13" w:name="_Hlk48542637"/>
+      <w:bookmarkStart w:id="11" w:name="_Hlk48542637"/>
       <w:r>
         <w:rPr>
           <w:b/>
@@ -3494,14 +3410,14 @@
         </w:rPr>
         <w:t xml:space="preserve">specified bottom log interval at </w:t>
       </w:r>
-      <w:bookmarkEnd w:id="13"/>
+      <w:bookmarkEnd w:id="11"/>
       <w:r>
         <w:rPr>
           <w:b/>
           <w:bCs/>
           <w:lang w:val="en-GB"/>
         </w:rPr>
-        <w:t>7233</w:t>
+        <w:t>{{btm_depth}}</w:t>
       </w:r>
       <w:r>
         <w:rPr>
@@ -3575,15 +3491,15 @@
           <w:color w:val="000000" w:themeColor="text1"/>
         </w:rPr>
       </w:pPr>
-      <w:bookmarkStart w:id="14" w:name="_Toc230601024"/>
+      <w:bookmarkStart w:id="12" w:name="_Toc230601024"/>
       <w:r>
         <w:rPr>
           <w:color w:val="000000" w:themeColor="text1"/>
         </w:rPr>
         <w:t>Conclusions</w:t>
       </w:r>
-      <w:bookmarkStart w:id="15" w:name="_Hlk32479667"/>
-      <w:bookmarkEnd w:id="14"/>
+      <w:bookmarkStart w:id="13" w:name="_Hlk32479667"/>
+      <w:bookmarkEnd w:id="12"/>
     </w:p>
     <w:p>
       <w:pPr>
@@ -3943,7 +3859,7 @@
         </w:rPr>
         <w:t>Excellent data quality &amp; repeatability.</w:t>
       </w:r>
-      <w:bookmarkEnd w:id="15"/>
+      <w:bookmarkEnd w:id="13"/>
     </w:p>
     <w:tbl>
       <w:tblPr>
@@ -5452,7 +5368,7 @@
           <w:color w:val="auto"/>
         </w:rPr>
       </w:pPr>
-      <w:bookmarkStart w:id="16" w:name="_Toc230601025"/>
+      <w:bookmarkStart w:id="14" w:name="_Toc230601025"/>
       <w:r>
         <w:rPr>
           <w:color w:val="auto"/>
@@ -5466,7 +5382,7 @@
         </w:rPr>
         <w:t xml:space="preserve"> and Other Remarks</w:t>
       </w:r>
-      <w:bookmarkEnd w:id="16"/>
+      <w:bookmarkEnd w:id="14"/>
       <w:r>
         <w:rPr>
           <w:color w:val="auto"/>
@@ -5522,45 +5438,10 @@
           <w:bCs/>
           <w:lang w:val="en-GB"/>
         </w:rPr>
-        <w:t>HRDH</w:t>
-      </w:r>
-      <w:r>
-        <w:rPr>
-          <w:b/>
-          <w:bCs/>
-          <w:lang w:val="en-GB"/>
-        </w:rPr>
-        <w:t>_</w:t>
-      </w:r>
-      <w:r>
-        <w:rPr>
-          <w:b/>
-          <w:bCs/>
-          <w:lang w:val="en-GB"/>
-        </w:rPr>
-        <w:t>1702</w:t>
-      </w:r>
-      <w:r>
-        <w:rPr>
-          <w:b/>
-          <w:bCs/>
-          <w:lang w:val="en-GB"/>
-        </w:rPr>
-        <w:t>_</w:t>
-      </w:r>
-      <w:r>
-        <w:rPr>
-          <w:b/>
-          <w:bCs/>
-          <w:lang w:val="en-GB"/>
-        </w:rPr>
-        <w:t xml:space="preserve">1 </w:t>
-      </w:r>
-      <w:r>
-        <w:t>ARBD OIL OBSERVATION</w:t>
-      </w:r>
-      <w:r>
-        <w:t>.</w:t>
+        <w:t xml:space="preserve">{{well_name}} </w:t>
+      </w:r>
+      <w:r>
+        <w:t>{{well_type}}.</w:t>
       </w:r>
     </w:p>
     <w:p>
@@ -5575,7 +5456,7 @@
           <w:lang w:val="en-GB"/>
         </w:rPr>
       </w:pPr>
-      <w:bookmarkStart w:id="17" w:name="_Hlk36015740"/>
+      <w:bookmarkStart w:id="15" w:name="_Hlk36015740"/>
       <w:r>
         <w:rPr>
           <w:lang w:val="en-GB"/>
@@ -5600,18 +5481,12 @@
         </w:rPr>
         <w:tab/>
       </w:r>
-      <w:bookmarkEnd w:id="17"/>
+      <w:bookmarkEnd w:id="15"/>
       <w:r>
         <w:rPr>
           <w:lang w:val="en-GB"/>
         </w:rPr>
-        <w:t>07-Mar-2020</w:t>
-      </w:r>
-      <w:r>
-        <w:rPr>
-          <w:lang w:val="en-GB"/>
-        </w:rPr>
-        <w:t>.</w:t>
+        <w:t>{{orig_comp}}.</w:t>
       </w:r>
     </w:p>
     <w:p>
@@ -5642,13 +5517,7 @@
         <w:rPr>
           <w:lang w:val="en-GB"/>
         </w:rPr>
-        <w:t>07-Mar-2020 #1</w:t>
-      </w:r>
-      <w:r>
-        <w:rPr>
-          <w:lang w:val="en-GB"/>
-        </w:rPr>
-        <w:t>.</w:t>
+        <w:t>{{last_wko}}.</w:t>
       </w:r>
     </w:p>
     <w:p>
@@ -5685,7 +5554,7 @@
         <w:rPr>
           <w:lang w:val="en-GB"/>
         </w:rPr>
-        <w:t>07-Mar-2020</w:t>
+        <w:t>{{log_date}}.</w:t>
       </w:r>
     </w:p>
     <w:p>
@@ -5835,7 +5704,7 @@
           <w:noProof/>
         </w:rPr>
       </w:pPr>
-      <w:bookmarkStart w:id="18" w:name="_Toc230601026"/>
+      <w:bookmarkStart w:id="16" w:name="_Toc230601026"/>
       <w:r>
         <w:rPr>
           <w:noProof/>
@@ -5909,7 +5778,7 @@
         </w:rPr>
         <w:t>One Page Summary</w:t>
       </w:r>
-      <w:bookmarkEnd w:id="18"/>
+      <w:bookmarkEnd w:id="16"/>
       <w:r>
         <w:rPr>
           <w:noProof/>
@@ -5924,7 +5793,7 @@
           <w:color w:val="auto"/>
         </w:rPr>
       </w:pPr>
-      <w:bookmarkStart w:id="19" w:name="_Toc230601027"/>
+      <w:bookmarkStart w:id="17" w:name="_Toc230601027"/>
       <w:r>
         <w:rPr>
           <w:color w:val="auto"/>
@@ -5932,7 +5801,7 @@
         <w:lastRenderedPageBreak/>
         <w:t>Saudi Aramco Metal Loss Classification</w:t>
       </w:r>
-      <w:bookmarkEnd w:id="19"/>
+      <w:bookmarkEnd w:id="17"/>
       <w:r>
         <w:rPr>
           <w:color w:val="auto"/>
@@ -6035,7 +5904,7 @@
                 <w:szCs w:val="20"/>
               </w:rPr>
             </w:pPr>
-            <w:bookmarkStart w:id="20" w:name="_Hlk26266937"/>
+            <w:bookmarkStart w:id="18" w:name="_Hlk26266937"/>
             <w:r>
               <w:rPr>
                 <w:rFonts w:cs="Arial"/>
@@ -6806,7 +6675,7 @@
           </w:p>
         </w:tc>
       </w:tr>
-      <w:bookmarkEnd w:id="20"/>
+      <w:bookmarkEnd w:id="18"/>
     </w:tbl>
     <w:p>
       <w:pPr>
@@ -6887,14 +6756,14 @@
           <w:color w:val="auto"/>
         </w:rPr>
       </w:pPr>
-      <w:bookmarkStart w:id="21" w:name="_Toc230601028"/>
+      <w:bookmarkStart w:id="19" w:name="_Toc230601028"/>
       <w:r>
         <w:rPr>
           <w:color w:val="auto"/>
         </w:rPr>
         <w:t>ePDT processing workflow</w:t>
       </w:r>
-      <w:bookmarkEnd w:id="21"/>
+      <w:bookmarkEnd w:id="19"/>
     </w:p>
     <w:p>
       <w:pPr>
@@ -7168,7 +7037,7 @@
         </w:rPr>
         <w:t xml:space="preserve">Identify intervals </w:t>
       </w:r>
-      <w:bookmarkStart w:id="22" w:name="_Hlk207958404"/>
+      <w:bookmarkStart w:id="20" w:name="_Hlk207958404"/>
       <w:r>
         <w:rPr>
           <w:sz w:val="20"/>
@@ -7190,7 +7059,7 @@
         </w:rPr>
         <w:t xml:space="preserve"> may be added to elaborate on the anomalies seen).</w:t>
       </w:r>
-      <w:bookmarkEnd w:id="22"/>
+      <w:bookmarkEnd w:id="20"/>
     </w:p>
     <w:p>
       <w:pPr>
@@ -12581,7 +12450,7 @@
           <w:color w:val="auto"/>
         </w:rPr>
       </w:pPr>
-      <w:bookmarkStart w:id="23" w:name="_Toc230601029"/>
+      <w:bookmarkStart w:id="21" w:name="_Toc230601029"/>
       <w:r>
         <w:rPr>
           <w:color w:val="auto"/>
@@ -12595,8 +12464,8 @@
         </w:rPr>
         <w:t xml:space="preserve"> Joints with Highest Metal Loss</w:t>
       </w:r>
-      <w:bookmarkStart w:id="24" w:name="_Toc26179966"/>
-      <w:bookmarkEnd w:id="23"/>
+      <w:bookmarkStart w:id="22" w:name="_Toc26179966"/>
+      <w:bookmarkEnd w:id="21"/>
     </w:p>
     <w:p>
       <w:pPr>
@@ -17784,8 +17653,8 @@
           <w:color w:val="auto"/>
         </w:rPr>
       </w:pPr>
-      <w:bookmarkStart w:id="25" w:name="_Toc230601030"/>
-      <w:bookmarkEnd w:id="24"/>
+      <w:bookmarkStart w:id="23" w:name="_Toc230601030"/>
+      <w:bookmarkEnd w:id="22"/>
       <w:r>
         <w:rPr>
           <w:color w:val="auto"/>
@@ -17811,14 +17680,14 @@
         </w:rPr>
         <w:t>Display</w:t>
       </w:r>
-      <w:bookmarkEnd w:id="25"/>
+      <w:bookmarkEnd w:id="23"/>
       <w:r>
         <w:rPr>
           <w:color w:val="auto"/>
         </w:rPr>
         <w:t xml:space="preserve"> </w:t>
       </w:r>
-      <w:bookmarkStart w:id="26" w:name="_Hlk35944342"/>
+      <w:bookmarkStart w:id="24" w:name="_Hlk35944342"/>
     </w:p>
     <w:tbl>
       <w:tblPr>
@@ -18584,8 +18453,8 @@
         </w:rPr>
         <w:t xml:space="preserve"> - Raw Data</w:t>
       </w:r>
-      <w:bookmarkStart w:id="27" w:name="_Hlk48378957"/>
-      <w:bookmarkEnd w:id="26"/>
+      <w:bookmarkStart w:id="25" w:name="_Hlk48378957"/>
+      <w:bookmarkEnd w:id="24"/>
       <w:r>
         <w:rPr>
           <w:color w:val="auto"/>
@@ -18600,7 +18469,7 @@
           <w:color w:val="auto"/>
         </w:rPr>
       </w:pPr>
-      <w:bookmarkStart w:id="28" w:name="_Toc230601031"/>
+      <w:bookmarkStart w:id="26" w:name="_Toc230601031"/>
       <w:r>
         <w:rPr>
           <w:color w:val="auto"/>
@@ -18620,15 +18489,15 @@
         </w:rPr>
         <w:t>Display</w:t>
       </w:r>
-      <w:bookmarkEnd w:id="28"/>
+      <w:bookmarkEnd w:id="26"/>
       <w:r>
         <w:rPr>
           <w:color w:val="auto"/>
         </w:rPr>
         <w:t xml:space="preserve"> </w:t>
       </w:r>
-      <w:bookmarkStart w:id="29" w:name="_Hlk35944407"/>
-      <w:bookmarkEnd w:id="27"/>
+      <w:bookmarkStart w:id="27" w:name="_Hlk35944407"/>
+      <w:bookmarkEnd w:id="25"/>
     </w:p>
     <w:tbl>
       <w:tblPr>
@@ -18751,7 +18620,7 @@
         </w:rPr>
         <w:t xml:space="preserve"> Evaluation Results</w:t>
       </w:r>
-      <w:bookmarkEnd w:id="29"/>
+      <w:bookmarkEnd w:id="27"/>
     </w:p>
     <w:p>
       <w:pPr>
@@ -18760,14 +18629,14 @@
           <w:color w:val="auto"/>
         </w:rPr>
       </w:pPr>
-      <w:bookmarkStart w:id="30" w:name="_Toc230601032"/>
+      <w:bookmarkStart w:id="28" w:name="_Toc230601032"/>
       <w:r>
         <w:rPr>
           <w:color w:val="auto"/>
         </w:rPr>
         <w:t>Temperature Data and GR Log Display</w:t>
       </w:r>
-      <w:bookmarkEnd w:id="30"/>
+      <w:bookmarkEnd w:id="28"/>
     </w:p>
     <w:tbl>
       <w:tblPr>
@@ -18843,7 +18712,7 @@
           <w:color w:val="auto"/>
         </w:rPr>
       </w:pPr>
-      <w:bookmarkStart w:id="31" w:name="_Toc230601033"/>
+      <w:bookmarkStart w:id="29" w:name="_Toc230601033"/>
       <w:r>
         <w:rPr>
           <w:color w:val="auto"/>
@@ -18856,7 +18725,7 @@
         </w:rPr>
         <w:t xml:space="preserve"> and Hotspots</w:t>
       </w:r>
-      <w:bookmarkEnd w:id="31"/>
+      <w:bookmarkEnd w:id="29"/>
     </w:p>
     <w:tbl>
       <w:tblPr>
@@ -20385,7 +20254,7 @@
           <w:color w:val="auto"/>
         </w:rPr>
       </w:pPr>
-      <w:bookmarkStart w:id="32" w:name="_Toc230601034"/>
+      <w:bookmarkStart w:id="30" w:name="_Toc230601034"/>
       <w:r>
         <w:rPr>
           <w:color w:val="auto"/>
@@ -20393,8 +20262,8 @@
         <w:lastRenderedPageBreak/>
         <w:t>Tabulated Joints Metal Loss</w:t>
       </w:r>
-      <w:bookmarkStart w:id="33" w:name="_Toc26179971"/>
-      <w:bookmarkEnd w:id="32"/>
+      <w:bookmarkStart w:id="31" w:name="_Toc26179971"/>
+      <w:bookmarkEnd w:id="30"/>
     </w:p>
     <w:p>
       <w:pPr>
@@ -23776,7 +23645,7 @@
           </w:p>
         </w:tc>
       </w:tr>
-      <w:bookmarkEnd w:id="33"/>
+      <w:bookmarkEnd w:id="31"/>
     </w:tbl>
     <w:p>
       <w:pPr>
@@ -25533,8 +25402,8 @@
           <w:color w:val="auto"/>
         </w:rPr>
       </w:pPr>
-      <w:bookmarkStart w:id="34" w:name="_Toc109846278"/>
-      <w:bookmarkStart w:id="35" w:name="_Toc230601035"/>
+      <w:bookmarkStart w:id="32" w:name="_Toc109846278"/>
+      <w:bookmarkStart w:id="33" w:name="_Toc230601035"/>
       <w:r>
         <w:rPr>
           <w:noProof/>
@@ -25699,9 +25568,9 @@
         </w:rPr>
         <w:t>Metal Loss Pie Chart Summary</w:t>
       </w:r>
-      <w:bookmarkStart w:id="36" w:name="_Toc26181282"/>
-      <w:bookmarkEnd w:id="34"/>
-      <w:bookmarkEnd w:id="35"/>
+      <w:bookmarkStart w:id="34" w:name="_Toc26181282"/>
+      <w:bookmarkEnd w:id="32"/>
+      <w:bookmarkEnd w:id="33"/>
     </w:p>
     <w:p>
       <w:pPr>
@@ -26473,7 +26342,7 @@
         </w:rPr>
         <w:t xml:space="preserve"> - Metal Loss Pie Chart Summary</w:t>
       </w:r>
-      <w:bookmarkEnd w:id="36"/>
+      <w:bookmarkEnd w:id="34"/>
     </w:p>
     <w:p>
       <w:pPr>
@@ -26678,7 +26547,7 @@
           <w:color w:val="auto"/>
         </w:rPr>
       </w:pPr>
-      <w:bookmarkStart w:id="37" w:name="_Toc230601036"/>
+      <w:bookmarkStart w:id="35" w:name="_Toc230601036"/>
       <w:r>
         <w:rPr>
           <w:color w:val="auto"/>
@@ -26686,7 +26555,7 @@
         <w:lastRenderedPageBreak/>
         <w:t>Quality Control</w:t>
       </w:r>
-      <w:bookmarkEnd w:id="37"/>
+      <w:bookmarkEnd w:id="35"/>
     </w:p>
     <w:p>
       <w:pPr>
@@ -26715,7 +26584,7 @@
           <w:lang w:eastAsia="zh-CN"/>
         </w:rPr>
       </w:pPr>
-      <w:bookmarkStart w:id="38" w:name="OLE_LINK15"/>
+      <w:bookmarkStart w:id="36" w:name="OLE_LINK15"/>
       <w:r>
         <w:rPr>
           <w:rFonts w:asciiTheme="minorBidi" w:hAnsiTheme="minorBidi"/>
@@ -26883,7 +26752,7 @@
         <w:t>.</w:t>
       </w:r>
     </w:p>
-    <w:bookmarkEnd w:id="38"/>
+    <w:bookmarkEnd w:id="36"/>
     <w:p>
       <w:pPr>
         <w:pStyle w:val="ListParagraph"/>
@@ -27504,7 +27373,7 @@
         </w:rPr>
         <w:lastRenderedPageBreak/>
         <w:drawing>
-          <wp:anchor distT="0" distB="0" distL="114300" distR="114300" simplePos="0" relativeHeight="251649536" behindDoc="0" locked="0" layoutInCell="1" allowOverlap="1" wp14:anchorId="084BCEFC" wp14:editId="02396FFF">
+          <wp:anchor distT="0" distB="0" distL="114300" distR="114300" simplePos="0" relativeHeight="251649536" behindDoc="0" locked="0" layoutInCell="1" allowOverlap="1" wp14:anchorId="084BCEFC" wp14:editId="2AF09BA4">
             <wp:simplePos x="0" y="0"/>
             <wp:positionH relativeFrom="column">
               <wp:posOffset>255270</wp:posOffset>
@@ -27645,9 +27514,9 @@
           <w:color w:val="auto"/>
         </w:rPr>
       </w:pPr>
-      <w:bookmarkStart w:id="39" w:name="_Toc230601037"/>
-      <w:bookmarkStart w:id="40" w:name="_Toc22679771"/>
-      <w:bookmarkStart w:id="41" w:name="_Toc23528007"/>
+      <w:bookmarkStart w:id="37" w:name="_Toc230601037"/>
+      <w:bookmarkStart w:id="38" w:name="_Toc22679771"/>
+      <w:bookmarkStart w:id="39" w:name="_Toc23528007"/>
       <w:r>
         <w:rPr>
           <w:color w:val="auto"/>
@@ -27655,9 +27524,9 @@
         <w:lastRenderedPageBreak/>
         <w:t>Well Completion Diagram</w:t>
       </w:r>
-      <w:bookmarkStart w:id="42" w:name="_Toc26181286"/>
-      <w:bookmarkStart w:id="43" w:name="_Hlk136060395"/>
-      <w:bookmarkEnd w:id="39"/>
+      <w:bookmarkStart w:id="40" w:name="_Toc26181286"/>
+      <w:bookmarkStart w:id="41" w:name="_Hlk136060395"/>
+      <w:bookmarkEnd w:id="37"/>
     </w:p>
     <w:tbl>
       <w:tblPr>
@@ -27730,13 +27599,13 @@
         </w:rPr>
         <w:t xml:space="preserve"> - Well Cross Section Plot</w:t>
       </w:r>
-      <w:bookmarkEnd w:id="6"/>
-      <w:bookmarkEnd w:id="5"/>
       <w:bookmarkEnd w:id="4"/>
+      <w:bookmarkEnd w:id="3"/>
+      <w:bookmarkEnd w:id="2"/>
+      <w:bookmarkEnd w:id="38"/>
+      <w:bookmarkEnd w:id="39"/>
       <w:bookmarkEnd w:id="40"/>
       <w:bookmarkEnd w:id="41"/>
-      <w:bookmarkEnd w:id="42"/>
-      <w:bookmarkEnd w:id="43"/>
     </w:p>
     <w:p/>
     <w:p>
@@ -27746,7 +27615,7 @@
           <w:color w:val="auto"/>
         </w:rPr>
       </w:pPr>
-      <w:bookmarkStart w:id="44" w:name="_Toc230601038"/>
+      <w:bookmarkStart w:id="42" w:name="_Toc230601038"/>
       <w:r>
         <w:rPr>
           <w:color w:val="auto"/>
@@ -27759,7 +27628,7 @@
         </w:rPr>
         <w:t xml:space="preserve"> Diagram</w:t>
       </w:r>
-      <w:bookmarkEnd w:id="44"/>
+      <w:bookmarkEnd w:id="42"/>
     </w:p>
     <w:tbl>
       <w:tblPr>
@@ -28138,7 +28007,7 @@
               <w:szCs w:val="20"/>
             </w:rPr>
           </w:pPr>
-          <w:bookmarkStart w:id="2" w:name="_Hlk26340721"/>
+          <w:bookmarkStart w:id="0" w:name="_Hlk26340721"/>
         </w:p>
       </w:tc>
     </w:tr>
@@ -28163,7 +28032,7 @@
         </w:p>
       </w:tc>
     </w:tr>
-    <w:bookmarkEnd w:id="2"/>
+    <w:bookmarkEnd w:id="0"/>
   </w:tbl>
   <w:p>
     <w:pPr>
@@ -28544,7 +28413,7 @@
         <w:sz w:val="20"/>
         <w:szCs w:val="20"/>
       </w:rPr>
-      <w:t>HRDH_1702_1</w:t>
+      <w:t>{{well_name}}</w:t>
     </w:r>
   </w:p>
   <w:p>
@@ -28622,35 +28491,7 @@
         <w:sz w:val="20"/>
         <w:szCs w:val="20"/>
       </w:rPr>
-      <w:t>15</w:t>
-    </w:r>
-    <w:r>
-      <w:rPr>
-        <w:sz w:val="20"/>
-        <w:szCs w:val="20"/>
-      </w:rPr>
-      <w:t>-</w:t>
-    </w:r>
-    <w:r>
-      <w:rPr>
-        <w:sz w:val="20"/>
-        <w:szCs w:val="20"/>
-      </w:rPr>
-      <w:t>May</w:t>
-    </w:r>
-    <w:r>
-      <w:rPr>
-        <w:sz w:val="20"/>
-        <w:szCs w:val="20"/>
-      </w:rPr>
-      <w:t>-202</w:t>
-    </w:r>
-    <w:r>
-      <w:rPr>
-        <w:sz w:val="20"/>
-        <w:szCs w:val="20"/>
-      </w:rPr>
-      <w:t>6</w:t>
+      <w:t>{{log_date}}</w:t>
     </w:r>
   </w:p>
 </w:hdr>
@@ -35707,16 +35548,6 @@
 </file>
 
 <file path=customXml/item2.xml><?xml version="1.0" encoding="utf-8"?>
-<b:Sources xmlns:b="http://schemas.openxmlformats.org/officeDocument/2006/bibliography" xmlns="http://schemas.openxmlformats.org/officeDocument/2006/bibliography" SelectedStyle="\APASixthEditionOfficeOnline.xsl" StyleName="APA" Version="6"/>
-</file>
-
-<file path=customXml/item3.xml><?xml version="1.0" encoding="utf-8"?>
-<p:properties xmlns:p="http://schemas.microsoft.com/office/2006/metadata/properties" xmlns:xsi="http://www.w3.org/2001/XMLSchema-instance" xmlns:pc="http://schemas.microsoft.com/office/infopath/2007/PartnerControls">
-  <documentManagement/>
-</p:properties>
-</file>
-
-<file path=customXml/item4.xml><?xml version="1.0" encoding="utf-8"?>
 <ct:contentTypeSchema xmlns:ct="http://schemas.microsoft.com/office/2006/metadata/contentType" xmlns:ma="http://schemas.microsoft.com/office/2006/metadata/properties/metaAttributes" ct:_="" ma:_="" ma:contentTypeName="Document" ma:contentTypeID="0x0101007BECBE631466E146A5A60A7FBFAB5446" ma:contentTypeVersion="8" ma:contentTypeDescription="Create a new document." ma:contentTypeScope="" ma:versionID="0f5e4eafd5d92c80c155f2206804de7f">
   <xsd:schema xmlns:xsd="http://www.w3.org/2001/XMLSchema" xmlns:xs="http://www.w3.org/2001/XMLSchema" xmlns:p="http://schemas.microsoft.com/office/2006/metadata/properties" xmlns:ns2="eb10c264-7177-4f90-96c4-984f47b9cc69" targetNamespace="http://schemas.microsoft.com/office/2006/metadata/properties" ma:root="true" ma:fieldsID="244178858aeb020dd8df612c45093a22" ns2:_="">
     <xsd:import namespace="eb10c264-7177-4f90-96c4-984f47b9cc69"/>
@@ -35888,6 +35719,16 @@
 </ct:contentTypeSchema>
 </file>
 
+<file path=customXml/item3.xml><?xml version="1.0" encoding="utf-8"?>
+<p:properties xmlns:p="http://schemas.microsoft.com/office/2006/metadata/properties" xmlns:xsi="http://www.w3.org/2001/XMLSchema-instance" xmlns:pc="http://schemas.microsoft.com/office/infopath/2007/PartnerControls">
+  <documentManagement/>
+</p:properties>
+</file>
+
+<file path=customXml/item4.xml><?xml version="1.0" encoding="utf-8"?>
+<b:Sources xmlns:b="http://schemas.openxmlformats.org/officeDocument/2006/bibliography" xmlns="http://schemas.openxmlformats.org/officeDocument/2006/bibliography" SelectedStyle="\APASixthEditionOfficeOnline.xsl" StyleName="APA" Version="6"/>
+</file>
+
 <file path=customXml/itemProps1.xml><?xml version="1.0" encoding="utf-8"?>
 <ds:datastoreItem xmlns:ds="http://schemas.openxmlformats.org/officeDocument/2006/customXml" ds:itemID="{79696F61-4EFA-4208-9DA2-098D4828C9DB}">
   <ds:schemaRefs>
@@ -35897,23 +35738,6 @@
 </file>
 
 <file path=customXml/itemProps2.xml><?xml version="1.0" encoding="utf-8"?>
-<ds:datastoreItem xmlns:ds="http://schemas.openxmlformats.org/officeDocument/2006/customXml" ds:itemID="{2F984F2C-3394-4807-BB5C-769B95DB81F6}">
-  <ds:schemaRefs>
-    <ds:schemaRef ds:uri="http://schemas.openxmlformats.org/officeDocument/2006/bibliography"/>
-  </ds:schemaRefs>
-</ds:datastoreItem>
-</file>
-
-<file path=customXml/itemProps3.xml><?xml version="1.0" encoding="utf-8"?>
-<ds:datastoreItem xmlns:ds="http://schemas.openxmlformats.org/officeDocument/2006/customXml" ds:itemID="{74A46DB4-35AB-4E89-AE84-AAE4879E018C}">
-  <ds:schemaRefs>
-    <ds:schemaRef ds:uri="http://schemas.microsoft.com/office/2006/metadata/properties"/>
-    <ds:schemaRef ds:uri="http://schemas.microsoft.com/office/infopath/2007/PartnerControls"/>
-  </ds:schemaRefs>
-</ds:datastoreItem>
-</file>
-
-<file path=customXml/itemProps4.xml><?xml version="1.0" encoding="utf-8"?>
 <ds:datastoreItem xmlns:ds="http://schemas.openxmlformats.org/officeDocument/2006/customXml" ds:itemID="{2E26228A-8175-49C1-B0E8-F5B0407DC3F6}">
   <ds:schemaRefs>
     <ds:schemaRef ds:uri="http://schemas.microsoft.com/office/2006/metadata/contentType"/>
@@ -35929,4 +35753,21 @@
     <ds:schemaRef ds:uri="http://schemas.microsoft.com/internal/obd"/>
   </ds:schemaRefs>
 </ds:datastoreItem>
+</file>
+
+<file path=customXml/itemProps3.xml><?xml version="1.0" encoding="utf-8"?>
+<ds:datastoreItem xmlns:ds="http://schemas.openxmlformats.org/officeDocument/2006/customXml" ds:itemID="{74A46DB4-35AB-4E89-AE84-AAE4879E018C}">
+  <ds:schemaRefs>
+    <ds:schemaRef ds:uri="http://schemas.microsoft.com/office/2006/metadata/properties"/>
+    <ds:schemaRef ds:uri="http://schemas.microsoft.com/office/infopath/2007/PartnerControls"/>
+  </ds:schemaRefs>
+</ds:datastoreItem>
+</file>
+
+<file path=customXml/itemProps4.xml><?xml version="1.0" encoding="utf-8"?>
+<ds:datastoreItem xmlns:ds="http://schemas.openxmlformats.org/officeDocument/2006/customXml" ds:itemID="{2F984F2C-3394-4807-BB5C-769B95DB81F6}">
+  <ds:schemaRefs>
+    <ds:schemaRef ds:uri="http://schemas.openxmlformats.org/officeDocument/2006/bibliography"/>
+  </ds:schemaRefs>
+</ds:datastoreItem>
 </file>